--- a/klagomål/A 37165-2026 FSC-klagomål.docx
+++ b/klagomål/A 37165-2026 FSC-klagomål.docx
@@ -1140,7 +1140,7 @@
     <w:r>
       <w:tab/>
       <w:tab/>
-      <w:t>2026-09-14</w:t>
+      <w:t>2026-09-15</w:t>
       <w:br/>
       <w:br/>
     </w:r>

--- a/klagomål/A 37165-2026 FSC-klagomål.docx
+++ b/klagomål/A 37165-2026 FSC-klagomål.docx
@@ -1140,7 +1140,7 @@
     <w:r>
       <w:tab/>
       <w:tab/>
-      <w:t>2026-09-15</w:t>
+      <w:t>2026-09-16</w:t>
       <w:br/>
       <w:br/>
     </w:r>

--- a/klagomål/A 37165-2026 FSC-klagomål.docx
+++ b/klagomål/A 37165-2026 FSC-klagomål.docx
@@ -1140,7 +1140,7 @@
     <w:r>
       <w:tab/>
       <w:tab/>
-      <w:t>2026-09-16</w:t>
+      <w:t>2026-09-17</w:t>
       <w:br/>
       <w:br/>
     </w:r>

--- a/klagomål/A 37165-2026 FSC-klagomål.docx
+++ b/klagomål/A 37165-2026 FSC-klagomål.docx
@@ -1140,7 +1140,7 @@
     <w:r>
       <w:tab/>
       <w:tab/>
-      <w:t>2026-09-17</w:t>
+      <w:t>2026-09-18</w:t>
       <w:br/>
       <w:br/>
     </w:r>

--- a/klagomål/A 37165-2026 FSC-klagomål.docx
+++ b/klagomål/A 37165-2026 FSC-klagomål.docx
@@ -1140,7 +1140,7 @@
     <w:r>
       <w:tab/>
       <w:tab/>
-      <w:t>2026-09-18</w:t>
+      <w:t>2026-09-19</w:t>
       <w:br/>
       <w:br/>
     </w:r>

--- a/klagomål/A 37165-2026 FSC-klagomål.docx
+++ b/klagomål/A 37165-2026 FSC-klagomål.docx
@@ -1140,7 +1140,7 @@
     <w:r>
       <w:tab/>
       <w:tab/>
-      <w:t>2026-09-19</w:t>
+      <w:t>2026-09-21</w:t>
       <w:br/>
       <w:br/>
     </w:r>

--- a/klagomål/A 37165-2026 FSC-klagomål.docx
+++ b/klagomål/A 37165-2026 FSC-klagomål.docx
@@ -1140,7 +1140,7 @@
     <w:r>
       <w:tab/>
       <w:tab/>
-      <w:t>2026-09-21</w:t>
+      <w:t>2026-09-23</w:t>
       <w:br/>
       <w:br/>
     </w:r>

--- a/klagomål/A 37165-2026 FSC-klagomål.docx
+++ b/klagomål/A 37165-2026 FSC-klagomål.docx
@@ -1140,7 +1140,7 @@
     <w:r>
       <w:tab/>
       <w:tab/>
-      <w:t>2026-09-23</w:t>
+      <w:t>2026-09-24</w:t>
       <w:br/>
       <w:br/>
     </w:r>

--- a/klagomål/A 37165-2026 FSC-klagomål.docx
+++ b/klagomål/A 37165-2026 FSC-klagomål.docx
@@ -1140,7 +1140,7 @@
     <w:r>
       <w:tab/>
       <w:tab/>
-      <w:t>2026-09-24</w:t>
+      <w:t>2026-09-25</w:t>
       <w:br/>
       <w:br/>
     </w:r>

--- a/klagomål/A 37165-2026 FSC-klagomål.docx
+++ b/klagomål/A 37165-2026 FSC-klagomål.docx
@@ -1140,7 +1140,7 @@
     <w:r>
       <w:tab/>
       <w:tab/>
-      <w:t>2026-09-25</w:t>
+      <w:t>2026-09-26</w:t>
       <w:br/>
       <w:br/>
     </w:r>

--- a/klagomål/A 37165-2026 FSC-klagomål.docx
+++ b/klagomål/A 37165-2026 FSC-klagomål.docx
@@ -1140,7 +1140,7 @@
     <w:r>
       <w:tab/>
       <w:tab/>
-      <w:t>2026-09-26</w:t>
+      <w:t>2026-09-27</w:t>
       <w:br/>
       <w:br/>
     </w:r>

--- a/klagomål/A 37165-2026 FSC-klagomål.docx
+++ b/klagomål/A 37165-2026 FSC-klagomål.docx
@@ -1140,7 +1140,7 @@
     <w:r>
       <w:tab/>
       <w:tab/>
-      <w:t>2026-09-27</w:t>
+      <w:t>2026-09-28</w:t>
       <w:br/>
       <w:br/>
     </w:r>

--- a/klagomål/A 37165-2026 FSC-klagomål.docx
+++ b/klagomål/A 37165-2026 FSC-klagomål.docx
@@ -1140,7 +1140,7 @@
     <w:r>
       <w:tab/>
       <w:tab/>
-      <w:t>2026-09-28</w:t>
+      <w:t>2026-09-29</w:t>
       <w:br/>
       <w:br/>
     </w:r>

--- a/klagomål/A 37165-2026 FSC-klagomål.docx
+++ b/klagomål/A 37165-2026 FSC-klagomål.docx
@@ -1140,7 +1140,7 @@
     <w:r>
       <w:tab/>
       <w:tab/>
-      <w:t>2026-09-29</w:t>
+      <w:t>2026-09-30</w:t>
       <w:br/>
       <w:br/>
     </w:r>

--- a/klagomål/A 37165-2026 FSC-klagomål.docx
+++ b/klagomål/A 37165-2026 FSC-klagomål.docx
@@ -1140,7 +1140,7 @@
     <w:r>
       <w:tab/>
       <w:tab/>
-      <w:t>2026-09-30</w:t>
+      <w:t>2026-10-01</w:t>
       <w:br/>
       <w:br/>
     </w:r>

--- a/klagomål/A 37165-2026 FSC-klagomål.docx
+++ b/klagomål/A 37165-2026 FSC-klagomål.docx
@@ -1140,7 +1140,7 @@
     <w:r>
       <w:tab/>
       <w:tab/>
-      <w:t>2026-10-01</w:t>
+      <w:t>2026-10-02</w:t>
       <w:br/>
       <w:br/>
     </w:r>

--- a/klagomål/A 37165-2026 FSC-klagomål.docx
+++ b/klagomål/A 37165-2026 FSC-klagomål.docx
@@ -1140,7 +1140,7 @@
     <w:r>
       <w:tab/>
       <w:tab/>
-      <w:t>2026-10-02</w:t>
+      <w:t>2026-10-03</w:t>
       <w:br/>
       <w:br/>
     </w:r>

--- a/klagomål/A 37165-2026 FSC-klagomål.docx
+++ b/klagomål/A 37165-2026 FSC-klagomål.docx
@@ -1140,7 +1140,7 @@
     <w:r>
       <w:tab/>
       <w:tab/>
-      <w:t>2026-10-03</w:t>
+      <w:t>2026-10-04</w:t>
       <w:br/>
       <w:br/>
     </w:r>

--- a/klagomål/A 37165-2026 FSC-klagomål.docx
+++ b/klagomål/A 37165-2026 FSC-klagomål.docx
@@ -178,7 +178,7 @@
       <w:r>
         <w:drawing>
           <wp:inline xmlns:a="http://schemas.openxmlformats.org/drawingml/2006/main" xmlns:pic="http://schemas.openxmlformats.org/drawingml/2006/picture">
-            <wp:extent cx="5486400" cy="4906400"/>
+            <wp:extent cx="5486400" cy="4819023"/>
             <wp:docPr id="1" name="Picture 1"/>
             <wp:cNvGraphicFramePr>
               <a:graphicFrameLocks noChangeAspect="1"/>
@@ -199,7 +199,7 @@
                   <pic:spPr>
                     <a:xfrm>
                       <a:off x="0" y="0"/>
-                      <a:ext cx="5486400" cy="4906400"/>
+                      <a:ext cx="5486400" cy="4819023"/>
                     </a:xfrm>
                     <a:prstGeom prst="rect"/>
                   </pic:spPr>
@@ -221,7 +221,7 @@
     </w:p>
     <w:p>
       <w:r>
-        <w:t>I och inom 20 meter från avverkningsanmälan finns fynd av 8 naturvårdsarter, varav 4 är rödlistade, 3 är fridlysta, 7 är typiska (T) och 2 är signalarter (S): garnlav (VU, T), gammelgransskål (NT, T), lavskrika (NT, T, §4), lunglav (NT, T), bollvitmossa (S, T), nästlav (S, T), tjäder (T, §4) och fläcknycklar (§8). Se Figur 1.</w:t>
+        <w:t>I och inom 20 meter från avverkningsanmälan finns fynd av 24 naturvårdsarter, varav 13 är rödlistade, 6 är fridlysta, 22 är typiska (T) och 7 är signalarter (S): garnlav (VU, T), knärot (VU, T, §8), gammelgransskål (NT, T), harticka (NT, T), kattfotslav (NT, T), lavskrika (NT, T, §4), lunglav (NT, T), rosenticka (NT, T), rynkskinn (NT, T), stjärntagging (NT, T), tretåig hackspett (NT, T, §4), ullticka (NT, T), vitgrynig nållav (NT), barkkornlav (S, T), bollvitmossa (S, T), bårdlav (S, T), gulnål (S, T), luddlav (S, T), nästlav (S, T), vedticka (S, T), järpe (T, §4), tjäder (T, §4), torta (T) och fläcknycklar (§8). Se Figur 1.</w:t>
       </w:r>
     </w:p>
     <w:p>
@@ -281,124 +281,99 @@
         <w:rPr>
           <w:b/>
         </w:rPr>
-        <w:t>Gammelgransskål (NT)</w:t>
-      </w:r>
-      <w:r>
-        <w:t xml:space="preserve"> är en liten skålsvamp som växer på gamla granar med skrovlig bark. Typiska växtplatser är gransumpskog i myrkanter, bäckdråg, bäckraviner och skuggiga bergssluttningar, men också skog på torrare mark kan hysa arten om beståndet har stark naturskogskaraktär. Bestånd med arten bör behandlas som nyckelbiotoper och sparas vid en slutavverkning. Även gallring bör undvikas. Gammelgransskål är typisk art för </w:t>
+        <w:t>Knärot (VU, §8)</w:t>
+      </w:r>
+      <w:r>
+        <w:t xml:space="preserve"> är typisk art för </w:t>
       </w:r>
       <w:r>
         <w:rPr>
           <w:i/>
         </w:rPr>
-        <w:t>9010 Taiga</w:t>
-      </w:r>
-      <w:r>
-        <w:t xml:space="preserve"> (SLU Artdatabanken, 2024; Nitare &amp; Skogsstyrelsen, 2019).</w:t>
+        <w:t xml:space="preserve">9010 Taiga </w:t>
+      </w:r>
+      <w:r>
+        <w:t>och</w:t>
+      </w:r>
+      <w:r>
+        <w:rPr>
+          <w:i/>
+        </w:rPr>
+        <w:t xml:space="preserve"> 9050 Näringsrik granskog</w:t>
+      </w:r>
+      <w:r>
+        <w:t xml:space="preserve">, rödlistad som sårbar och fridlyst enligt 8§ artskyddsförordningen. En nyligen genomförd analys av 79 floraväktarlokaler indikerar att det behövs någonstans mellan 100 och 150 meters skyddszon för att en knärotspopulation inte ska dö ut på lång sikt (Sebestyén &amp; Sundberg, 2025). Detta ligger väl i linje med tidigare genomförda studier som visar att det krävs väl tilltagna buffertzoner för att knäroten inte ska ta skada av skogsbruksåtgärder i intilliggande skog (Johnson, 2014; Koelmeijer m.fl., 2022; Skogsstyrelsen, 2022). Arten är även känslig för gallring vilket framgår av Skogsstyrelsens egen vägledning för hänsyn till knärot (Skogsstyrelsen, 2022). Ytterligare en studie visar på den starka korrelationen mellan minskande arealer kontinuitetsskog och lokal utdöenderisk. Knäroten uppvisade en mycket låg koloniseringsgrad (0,7 % över 10 år) i kombination med hög lokal utrotningsrisk (75,2 %), där utrotningssannolikheten ökade kraftigt när arealen kontinuitetsskog minskade mellan undersökningar, t.ex. på grund av kalhyggesbruk (Johansson et al., 2026). För rika förekomster av knärot är reservatsbildning eller biotopskydd lämpliga åtgärder för att skydda den. På knärot kan den sällsynta rostsvampen </w:t>
+      </w:r>
+      <w:r>
+        <w:rPr>
+          <w:i/>
+        </w:rPr>
+        <w:t>Pucciniastrum goodyerae</w:t>
+      </w:r>
+      <w:r>
+        <w:t xml:space="preserve"> påträffas. </w:t>
+      </w:r>
+      <w:r>
+        <w:rPr>
+          <w:i/>
+        </w:rPr>
+        <w:t>Pucciniastrum goodyerae</w:t>
+      </w:r>
+      <w:r>
+        <w:t xml:space="preserve"> är klassad som NE (ej bedömd) i rödlistan (SLU Artdatabanken, 2024).</w:t>
       </w:r>
     </w:p>
     <w:p>
       <w:r>
-        <w:rPr>
-          <w:b/>
-        </w:rPr>
-        <w:t>Lavskrika (NT, §4)</w:t>
-      </w:r>
-      <w:r>
-        <w:t xml:space="preserve"> är rödlistad som nära hotad och fridlyst enligt 4§ artskyddsförordningen. Den har minskat med 20 (10–30) % under de senaste 15 åren och minskningstakten bedöms vara nära gränsvärdet för sårbar (VU). Lavskrikan är en mycket stationär fågel, som häckar i äldre, slutna och hänglavsrika barrskogar. Nyckelfaktorer är flerskiktad skog med rik undervegetation samt riklig förekomst av hänglavar. Reviren är livslånga med hemområden som varierar mellan 50 och 150 ha. Inom ett revir av hög kvalitet finns det som regel ett eller flera kärnområden (1–20 ha) med relativt tät flerskiktad granskog. Arten missgynnas när flerskiktad skog omförs till enskiktade bestånd och även röjning och hård gallring är starkt negativt. Lavskrikan har relativt stora hemområden och försvinner när den äldre skogen fragmenteras, särskilt allvarligt är när kärnområdena avverkas. Den försvinner successivt framför allt vid dess utbredningsgränser och populationen har minskat kontinuerligt under 2000-talet. Lavskrika är typisk art för </w:t>
-      </w:r>
-      <w:r>
-        <w:rPr>
-          <w:i/>
-        </w:rPr>
-        <w:t>9010 Taiga</w:t>
-      </w:r>
-      <w:r>
-        <w:t xml:space="preserve"> (SLU Artdatabanken, 2026; Skogsstyrelsen 2016).</w:t>
+        <w:t>I det avverkningsanmälda området finns 6 fyndplatser för knärot registrerade på Artportalen. Figur 2 visar gränserna för buffertzoner på 50 m, som behöver lämnas kring fyndplatserna för att knärotslokalerna inte ska försvinna vid en avverkning. Av det avverkningsanmälda området överlappar 3.17 ha med buffertzonerna och får av detta skäl inte avverkas.</w:t>
       </w:r>
     </w:p>
     <w:p>
-      <w:r>
-        <w:rPr>
-          <w:b/>
-        </w:rPr>
-        <w:t>Lunglav (NT)</w:t>
-      </w:r>
-      <w:r>
-        <w:t xml:space="preserve"> är en av vårt lands främsta signalarter som överallt indikerar gamla lövträd, skogsbestånd med höga naturvärden och ekosystem med långskoglig kontinuitet. Lokalt kan förekomsten vara mycket riklig men den hittas nästan enbart i gamla och ej slutavverkade skogar. Artens samtliga förekomster bör uppmärksammas från naturvårdssynpunkt, då många lokaler även hyser andra ovanliga och rödlistade arter. Rikliga förekomster bör skyddas med biotopskydd, frivilliga avsättningar eller reservat. På lunglav kan de sällsynta lavparasiterna lunglavshårprick (CR), </w:t>
-      </w:r>
-      <w:r>
-        <w:rPr>
-          <w:i/>
-        </w:rPr>
-        <w:t>Abrothallus diederichii</w:t>
-      </w:r>
-      <w:r>
-        <w:t xml:space="preserve"> (VU), </w:t>
-      </w:r>
-      <w:r>
-        <w:rPr>
-          <w:i/>
-        </w:rPr>
-        <w:t>Abrothallus lobariae</w:t>
-      </w:r>
-      <w:r>
-        <w:t xml:space="preserve"> (VU), </w:t>
-      </w:r>
-      <w:r>
-        <w:rPr>
-          <w:i/>
-        </w:rPr>
-        <w:t>Calycina lobariae</w:t>
-      </w:r>
-      <w:r>
-        <w:t xml:space="preserve"> (VU), lunglavsknapp (VU) och skrovelmössing (VU) påträffas. Lunglav är typisk art för </w:t>
-      </w:r>
-      <w:r>
-        <w:rPr>
-          <w:i/>
-        </w:rPr>
-        <w:t>9010 Taiga, 9020 Nordlig ädellövskog, 9110 Näringsfattig bokskog, 9130 Näringsrik bokskog, 9160 Näringsrik ekskog, 9180 Ädellövskog i branter, 9190 Näringsfattig ekskog, 9070 Trädklädd betesmark, 9040 Fjällbjörkskog</w:t>
-      </w:r>
-      <w:r>
-        <w:t xml:space="preserve"> och</w:t>
-      </w:r>
-      <w:r>
-        <w:rPr>
-          <w:i/>
-        </w:rPr>
-        <w:t xml:space="preserve"> 6530 Lövängar</w:t>
-      </w:r>
-      <w:r>
-        <w:t xml:space="preserve"> (SLU Artdatabanken, 2026; Nitare &amp; Skogsstyrelsen, 2019).</w:t>
+      <w:pPr>
+        <w:pStyle w:val="Caption"/>
+      </w:pPr>
+      <w:r>
+        <w:drawing>
+          <wp:inline xmlns:a="http://schemas.openxmlformats.org/drawingml/2006/main" xmlns:pic="http://schemas.openxmlformats.org/drawingml/2006/picture">
+            <wp:extent cx="5486400" cy="6251145"/>
+            <wp:docPr id="2" name="Picture 2"/>
+            <wp:cNvGraphicFramePr>
+              <a:graphicFrameLocks noChangeAspect="1"/>
+            </wp:cNvGraphicFramePr>
+            <a:graphic>
+              <a:graphicData uri="http://schemas.openxmlformats.org/drawingml/2006/picture">
+                <pic:pic>
+                  <pic:nvPicPr>
+                    <pic:cNvPr id="0" name="A 37165-2026 karta knärot.png"/>
+                    <pic:cNvPicPr/>
+                  </pic:nvPicPr>
+                  <pic:blipFill>
+                    <a:blip r:embed="rId17"/>
+                    <a:stretch>
+                      <a:fillRect/>
+                    </a:stretch>
+                  </pic:blipFill>
+                  <pic:spPr>
+                    <a:xfrm>
+                      <a:off x="0" y="0"/>
+                      <a:ext cx="5486400" cy="6251145"/>
+                    </a:xfrm>
+                    <a:prstGeom prst="rect"/>
+                  </pic:spPr>
+                </pic:pic>
+              </a:graphicData>
+            </a:graphic>
+          </wp:inline>
+        </w:drawing>
       </w:r>
     </w:p>
     <w:p>
-      <w:r>
-        <w:rPr>
-          <w:b/>
-        </w:rPr>
-        <w:t xml:space="preserve">Bollvitmossa </w:t>
-      </w:r>
-      <w:r>
-        <w:t xml:space="preserve">är en bra signalart inom hela sitt utbredningsområde. Vanligast är den i naturvårdsintressanta tallsumpskogar. Även gransumpskogar med bollvitmossa har normalt höga naturvärden. Arten indikerar skogsmark med stabila hydrologiska förhållanden och sannolikt även lång skoglig kontinuitet. Bollvitmossa är typisk art för </w:t>
-      </w:r>
-      <w:r>
-        <w:rPr>
-          <w:i/>
-        </w:rPr>
-        <w:t xml:space="preserve">9010 Taiga </w:t>
-      </w:r>
-      <w:r>
-        <w:t xml:space="preserve">och </w:t>
-      </w:r>
-      <w:r>
-        <w:rPr>
-          <w:i/>
-        </w:rPr>
-        <w:t xml:space="preserve">9740 Skogsbevuxen myr </w:t>
-      </w:r>
-      <w:r>
-        <w:t>(SLU Artdatabanken, 2025; Nitare &amp; Skogsstyrelsen, 2019).</w:t>
+      <w:pPr>
+        <w:pStyle w:val="Caption"/>
+        <w:spacing w:after="240"/>
+      </w:pPr>
+      <w:r>
+        <w:t>Figur 2. Fyndplatser och buffertzoner för knärot i det avverkningsanmälda området. Endast fyndplatser vars buffertzoner överlappar med det avverkningsanmälda området har tagits med i visualiseringen. Kartans mittpunktskoordinat är N 6941668, E 567748 i SWEREF 99 TM.</w:t>
       </w:r>
     </w:p>
     <w:p>
@@ -406,19 +381,19 @@
         <w:rPr>
           <w:b/>
         </w:rPr>
-        <w:t>Nästlav</w:t>
-      </w:r>
-      <w:r>
-        <w:t xml:space="preserve"> indikerar söder om den naturliga norrlandsgränsen äldre barrskogsområden med höga naturvärden där andra ovanliga nordliga barrskogsarter kan påträffas. Nästlav är typisk art för </w:t>
+        <w:t>Gammelgransskål (NT)</w:t>
+      </w:r>
+      <w:r>
+        <w:t xml:space="preserve"> är en liten skålsvamp som växer på gamla granar med skrovlig bark. Typiska växtplatser är gransumpskog i myrkanter, bäckdråg, bäckraviner och skuggiga bergssluttningar, men också skog på torrare mark kan hysa arten om beståndet har stark naturskogskaraktär. Bestånd med arten bör behandlas som nyckelbiotoper och sparas vid en slutavverkning. Även gallring bör undvikas. Gammelgransskål är typisk art för </w:t>
       </w:r>
       <w:r>
         <w:rPr>
           <w:i/>
         </w:rPr>
-        <w:t xml:space="preserve">9010 Taiga </w:t>
-      </w:r>
-      <w:r>
-        <w:t>(Nitare &amp; Skogsstyrelsen, 2019; SLU Artdatabanken, 2025).</w:t>
+        <w:t>9010 Taiga</w:t>
+      </w:r>
+      <w:r>
+        <w:t xml:space="preserve"> (SLU Artdatabanken, 2024; Nitare &amp; Skogsstyrelsen, 2019).</w:t>
       </w:r>
     </w:p>
     <w:p>
@@ -426,6 +401,555 @@
         <w:rPr>
           <w:b/>
         </w:rPr>
+        <w:t>Harticka (NT)</w:t>
+      </w:r>
+      <w:r>
+        <w:t xml:space="preserve"> är normalt en mycket bra signalart för granskogar med höga naturvärden. Även när svampen påträffas i mer påverkade skogar är det nästan alltid fråga om skogsmiljöer i sena successionsstadier med höga naturvärden. Skogsskötselåtgärder på eller i omedelbar närhet av växtplatserna kan innebära ett hot mot arten. Harticka är typisk art för </w:t>
+      </w:r>
+      <w:r>
+        <w:rPr>
+          <w:i/>
+        </w:rPr>
+        <w:t xml:space="preserve">9010 Taiga, 9050 Näringsrik granskog </w:t>
+      </w:r>
+      <w:r>
+        <w:t xml:space="preserve">och </w:t>
+      </w:r>
+      <w:r>
+        <w:rPr>
+          <w:i/>
+        </w:rPr>
+        <w:t>9030 Landhöjningsskog</w:t>
+      </w:r>
+      <w:r>
+        <w:t xml:space="preserve"> (SLU Artdatabanken, 2024; Nitare &amp; Skogsstyrelsen, 2019).</w:t>
+      </w:r>
+    </w:p>
+    <w:p>
+      <w:r>
+        <w:rPr>
+          <w:b/>
+        </w:rPr>
+        <w:t xml:space="preserve">Kattfotslav (NT) </w:t>
+      </w:r>
+      <w:r>
+        <w:t xml:space="preserve">är en mycket god signalart i hela sitt svenska utbredningsområde och skogsbestånd med kattfotslav är alltid värdefulla ur naturvårdssynpunkt. Arten indikerar dels ett mikroklimat med konstant hög luftfuktighet, dels kontinuitet av äldre träd och god trädslutenhet. Trots att den är vanligare i sydvästra Sverige växer den enbart i skogsbestånd med höga naturvärden. Den är känslig för skogliga ingrepp som kan förändra lokal- och mikroklimat. Kattfotslav är typisk art för </w:t>
+      </w:r>
+      <w:r>
+        <w:rPr>
+          <w:i/>
+        </w:rPr>
+        <w:t xml:space="preserve">9010 Taiga, 9160 Näringsrik ekskog </w:t>
+      </w:r>
+      <w:r>
+        <w:t>och</w:t>
+      </w:r>
+      <w:r>
+        <w:rPr>
+          <w:i/>
+        </w:rPr>
+        <w:t xml:space="preserve"> 9190 Näringsfattig ekskog</w:t>
+      </w:r>
+      <w:r>
+        <w:t xml:space="preserve"> (Nitare &amp; Skogsstyrelsen, 2019; SLU Artdatabanken, 2026).</w:t>
+      </w:r>
+    </w:p>
+    <w:p>
+      <w:r>
+        <w:rPr>
+          <w:b/>
+        </w:rPr>
+        <w:t>Lavskrika (NT, §4)</w:t>
+      </w:r>
+      <w:r>
+        <w:t xml:space="preserve"> är rödlistad som nära hotad och fridlyst enligt 4§ artskyddsförordningen. Den har minskat med 20 (10–30) % under de senaste 15 åren och minskningstakten bedöms vara nära gränsvärdet för sårbar (VU). Lavskrikan är en mycket stationär fågel, som häckar i äldre, slutna och hänglavsrika barrskogar. Nyckelfaktorer är flerskiktad skog med rik undervegetation samt riklig förekomst av hänglavar. Reviren är livslånga med hemområden som varierar mellan 50 och 150 ha. Inom ett revir av hög kvalitet finns det som regel ett eller flera kärnområden (1–20 ha) med relativt tät flerskiktad granskog. Arten missgynnas när flerskiktad skog omförs till enskiktade bestånd och även röjning och hård gallring är starkt negativt. Lavskrikan har relativt stora hemområden och försvinner när den äldre skogen fragmenteras, särskilt allvarligt är när kärnområdena avverkas. Den försvinner successivt framför allt vid dess utbredningsgränser och populationen har minskat kontinuerligt under 2000-talet. Lavskrika är typisk art för </w:t>
+      </w:r>
+      <w:r>
+        <w:rPr>
+          <w:i/>
+        </w:rPr>
+        <w:t>9010 Taiga</w:t>
+      </w:r>
+      <w:r>
+        <w:t xml:space="preserve"> (SLU Artdatabanken, 2026; Skogsstyrelsen 2016).</w:t>
+      </w:r>
+    </w:p>
+    <w:p>
+      <w:r>
+        <w:rPr>
+          <w:b/>
+        </w:rPr>
+        <w:t>Lunglav (NT)</w:t>
+      </w:r>
+      <w:r>
+        <w:t xml:space="preserve"> är en av vårt lands främsta signalarter som överallt indikerar gamla lövträd, skogsbestånd med höga naturvärden och ekosystem med långskoglig kontinuitet. Lokalt kan förekomsten vara mycket riklig men den hittas nästan enbart i gamla och ej slutavverkade skogar. Artens samtliga förekomster bör uppmärksammas från naturvårdssynpunkt, då många lokaler även hyser andra ovanliga och rödlistade arter. Rikliga förekomster bör skyddas med biotopskydd, frivilliga avsättningar eller reservat. På lunglav kan de sällsynta lavparasiterna lunglavshårprick (CR), </w:t>
+      </w:r>
+      <w:r>
+        <w:rPr>
+          <w:i/>
+        </w:rPr>
+        <w:t>Abrothallus diederichii</w:t>
+      </w:r>
+      <w:r>
+        <w:t xml:space="preserve"> (VU), </w:t>
+      </w:r>
+      <w:r>
+        <w:rPr>
+          <w:i/>
+        </w:rPr>
+        <w:t>Abrothallus lobariae</w:t>
+      </w:r>
+      <w:r>
+        <w:t xml:space="preserve"> (VU), </w:t>
+      </w:r>
+      <w:r>
+        <w:rPr>
+          <w:i/>
+        </w:rPr>
+        <w:t>Calycina lobariae</w:t>
+      </w:r>
+      <w:r>
+        <w:t xml:space="preserve"> (VU), lunglavsknapp (VU) och skrovelmössing (VU) påträffas. Lunglav är typisk art för </w:t>
+      </w:r>
+      <w:r>
+        <w:rPr>
+          <w:i/>
+        </w:rPr>
+        <w:t>9010 Taiga, 9020 Nordlig ädellövskog, 9110 Näringsfattig bokskog, 9130 Näringsrik bokskog, 9160 Näringsrik ekskog, 9180 Ädellövskog i branter, 9190 Näringsfattig ekskog, 9070 Trädklädd betesmark, 9040 Fjällbjörkskog</w:t>
+      </w:r>
+      <w:r>
+        <w:t xml:space="preserve"> och</w:t>
+      </w:r>
+      <w:r>
+        <w:rPr>
+          <w:i/>
+        </w:rPr>
+        <w:t xml:space="preserve"> 6530 Lövängar</w:t>
+      </w:r>
+      <w:r>
+        <w:t xml:space="preserve"> (SLU Artdatabanken, 2026; Nitare &amp; Skogsstyrelsen, 2019).</w:t>
+      </w:r>
+    </w:p>
+    <w:p>
+      <w:r>
+        <w:rPr>
+          <w:b/>
+        </w:rPr>
+        <w:t>Rosenticka (NT)</w:t>
+      </w:r>
+      <w:r>
+        <w:t xml:space="preserve">, rödlistad som nära hotad, ingår i en karaktäristisk association av vedsvampar som växer på gamla, grova granlågor i urskogsartade barrskogar. Den är placerad i toppen av Skogsstyrelsens värdepyramid för bedömning av skog med höga naturvärden och indikerar ett granskogsekosystem med långvarig kontinuitet av grova lågor. Artens beroende av grova granlågor innebär att alla skogsskötselåtgärder på eller i omedelbar närhet av lokalerna utgör ett hot på lång sikt. Det är angeläget att populationerna inte ytterligare glesas ut och ett tillräckligt antal områden där arten nu finns måste sparas för framtiden. Rosenticka är typisk art för </w:t>
+      </w:r>
+      <w:r>
+        <w:rPr>
+          <w:i/>
+        </w:rPr>
+        <w:t xml:space="preserve">9010 Taiga </w:t>
+      </w:r>
+      <w:r>
+        <w:t xml:space="preserve">och </w:t>
+      </w:r>
+      <w:r>
+        <w:rPr>
+          <w:i/>
+        </w:rPr>
+        <w:t>9050 Näringsrik granskog</w:t>
+      </w:r>
+      <w:r>
+        <w:t xml:space="preserve"> (Nitare &amp; Skogsstyrelsen, 2019; SLU Artdatabanken, 2024).</w:t>
+      </w:r>
+    </w:p>
+    <w:p>
+      <w:r>
+        <w:rPr>
+          <w:b/>
+        </w:rPr>
+        <w:t>Rynkskinn (NT)</w:t>
+      </w:r>
+      <w:r>
+        <w:t xml:space="preserve"> är en vednedbrytare som växer på grova granlågor och ingår i en karaktäristisk association av vedsvampar knutna till urskogsartade barrskogar. Den har klassificerats som en “urskogsindikator” och är placerad i toppen av Skogsstyrelsens värdepyramid för bedömning av skog med höga naturvärden. Allt tyder på att rynkskinn är mycket känslig för skogliga ingrepp och lokalerna, som oftast har höga biologiska kvaliteter, bör lämnas till fri utveckling. Rynkskinn är typisk art för </w:t>
+      </w:r>
+      <w:r>
+        <w:rPr>
+          <w:i/>
+        </w:rPr>
+        <w:t xml:space="preserve">9010 Taiga, 9050 Näringsrik granskog </w:t>
+      </w:r>
+      <w:r>
+        <w:t>och</w:t>
+      </w:r>
+      <w:r>
+        <w:rPr>
+          <w:i/>
+        </w:rPr>
+        <w:t xml:space="preserve"> 9030 Landhöjningsskog</w:t>
+      </w:r>
+      <w:r>
+        <w:t xml:space="preserve"> (Nitare &amp; Skogsstyrelsen, 2019; SLU Artdatabanken, 2026).</w:t>
+      </w:r>
+    </w:p>
+    <w:p>
+      <w:r>
+        <w:rPr>
+          <w:b/>
+        </w:rPr>
+        <w:t>Stjärntagging (NT)</w:t>
+      </w:r>
+      <w:r>
+        <w:t xml:space="preserve"> signalerar inom hela sitt utbredningsområde höga naturvärden. Svampen är uttorkningskänslig och beroende av ett oförändrat fuktigt mikroklimat. Den är även beroende av en ständig tillgång på död ved i olika nedbrytningsstadier, dock ej nödvändigtvis grova träd. Tidigare påverkan på miljön måste dock ha varit så skonsam att det naturliga skogsekosystemet till stora delar har bevarats. Minskningstakten för den svenska populationen bedöms vara nära gränsvärdet för Sårbar (VU). Stjärntagging är typisk art för </w:t>
+      </w:r>
+      <w:r>
+        <w:rPr>
+          <w:i/>
+        </w:rPr>
+        <w:t xml:space="preserve">9010 Taiga, 9050 Näringsrik granskog </w:t>
+      </w:r>
+      <w:r>
+        <w:t xml:space="preserve">och </w:t>
+      </w:r>
+      <w:r>
+        <w:rPr>
+          <w:i/>
+        </w:rPr>
+        <w:t>9030 Landhöjningsskog</w:t>
+      </w:r>
+      <w:r>
+        <w:t xml:space="preserve"> (SLU Artdatabanken, 2024; Nitare &amp; Skogsstyrelsen, 2019).</w:t>
+      </w:r>
+    </w:p>
+    <w:p>
+      <w:r>
+        <w:rPr>
+          <w:b/>
+        </w:rPr>
+        <w:t>Tretåig hackspett (NT, §4)</w:t>
+      </w:r>
+      <w:r>
+        <w:t xml:space="preserve"> är rödlistad som nära hotad och ingår i bilaga 1 i EU:s fågeldirektiv. Tretåig hackspett är för sin överlevnad beroende av kontinuerlig tillförsel av äldre döende och död ved, som sker genom naturliga självgallringsprocesser i äldre grannaturskogar och barrblandade naturskogar. Om en skog genom skogsbruk gallras eller glesas ur så upphör och uteblir i stort sett den naturliga självgallringsprocessen för mycket lång tid framöver vilket omöjliggör upprätthållandet av den kontinuerliga ekologiska funktionen i ett område. Det finns studier som visar att naturskogens självgallringsprocess som den tretåiga hackspetten är beroende av, inte kan ersättas med efterlämnad hänsyn i skogsbruket (Imbeau &amp; Desrochers, 2002). Storleken på häckningsreviret varierar med skogstypen, förekomsten av död ved och graden av fragmentering, men är i allmänhet i storleksordningen 25–100 hektar. Vintertid krävs ofta betydligt större områden och det finns studier som antyder att arten behöver minst 100 hektar äldre skog. I områden med låg bonitet kan det behövas över 200 hektar lämpligt habitat för att ett par ska kunna reproducera sig. Områden med dokumenterad permanent förekomst i naturskogsmiljöer har vanligen så stora naturvärden att skogsbruk är olämpligt. Tretåig hackspett är typisk art för </w:t>
+      </w:r>
+      <w:r>
+        <w:rPr>
+          <w:i/>
+        </w:rPr>
+        <w:t xml:space="preserve">9010 Taiga, 9740 Skogsbevuxen myr, 9030 Landhöjningsskog </w:t>
+      </w:r>
+      <w:r>
+        <w:t xml:space="preserve">och </w:t>
+      </w:r>
+      <w:r>
+        <w:rPr>
+          <w:i/>
+        </w:rPr>
+        <w:t>9040 Fjällbjörkskog</w:t>
+      </w:r>
+      <w:r>
+        <w:t xml:space="preserve"> (Skogsstyrelsen, 2016; SLU Artdatabanken, 2024).</w:t>
+      </w:r>
+    </w:p>
+    <w:p>
+      <w:r>
+        <w:rPr>
+          <w:b/>
+        </w:rPr>
+        <w:t>Ullticka (NT)</w:t>
+      </w:r>
+      <w:r>
+        <w:t xml:space="preserve"> är knuten till restbestånd av barrnaturskog och förekommer med ett tydligt optimum i orörda eller måttligt påverkade gamla granskogar där det föreligger viss kontinuitet av grov död ved. Ullticka är en bra signalart inom hela sitt utbredningsområde och i södra Sverige är den sällsynt och en god signalart för skyddsvärda granskogsmiljöer. Den hotas av avverkning och fragmentering av naturskog och äldre granskog med lång trädkontinuitet. På ullticka kan ibland ulltickeporing (VU) påträffas - det är en sällsynt ticka som nyligen delats upp i de tre olika arterna ulltickeporing </w:t>
+      </w:r>
+      <w:r>
+        <w:rPr>
+          <w:i/>
+        </w:rPr>
+        <w:t xml:space="preserve">Skeletocutis brevispora </w:t>
+      </w:r>
+      <w:r>
+        <w:t>(VU)</w:t>
+      </w:r>
+      <w:r>
+        <w:rPr>
+          <w:i/>
+        </w:rPr>
+        <w:t>, Skeletocutis delicata</w:t>
+      </w:r>
+      <w:r>
+        <w:t xml:space="preserve"> (VU)</w:t>
+      </w:r>
+      <w:r>
+        <w:rPr>
+          <w:i/>
+        </w:rPr>
+        <w:t xml:space="preserve"> och Skeletocutis exilis</w:t>
+      </w:r>
+      <w:r>
+        <w:t xml:space="preserve"> (NT). Ullticka är typisk art för </w:t>
+      </w:r>
+      <w:r>
+        <w:rPr>
+          <w:i/>
+        </w:rPr>
+        <w:t xml:space="preserve">9010 Taiga, 9050 Näringsrik granskog </w:t>
+      </w:r>
+      <w:r>
+        <w:t xml:space="preserve">och </w:t>
+      </w:r>
+      <w:r>
+        <w:rPr>
+          <w:i/>
+        </w:rPr>
+        <w:t>9030 Landhöjningsskog</w:t>
+      </w:r>
+      <w:r>
+        <w:t xml:space="preserve"> (SLU Artdatabanken, 2026; Nitare &amp; Skogsstyrelsen, 2019; Miettinen &amp; Niemelä, 2018).</w:t>
+      </w:r>
+    </w:p>
+    <w:p>
+      <w:r>
+        <w:rPr>
+          <w:b/>
+        </w:rPr>
+        <w:t>Vitgrynig nållav (NT)</w:t>
+      </w:r>
+      <w:r>
+        <w:t xml:space="preserve"> växer nästan uteslutande på bark av gamla, senvuxna granar i skuggiga lägen med hög och jämn luftfuktighet. Den vanligaste naturtypen för arten är kontinuitetsskogar på frisk mark men den finns också i sumpgranskogar. På lång sikt utgör avverkningar av olikåldriga granskogar av naturskogskaraktär ett allvarligt hot mot arten och skogsbruksåtgärder på eller i närheten av växtplatserna bör undvikas. Naturskogsartade, fuktiga granskogar med förekomster av arten signalerar höga biologiska värden och bör bevaras (SLU Artdatabanken, 2024; Nitare &amp; Skogsstyrelsen, 2019).</w:t>
+      </w:r>
+    </w:p>
+    <w:p>
+      <w:r>
+        <w:rPr>
+          <w:b/>
+        </w:rPr>
+        <w:t>Barkkornlav</w:t>
+      </w:r>
+      <w:r>
+        <w:t xml:space="preserve"> växer på bark av bl.a. gran, ek, al, asp, rönn, sälg och en i ädellövskogar, granskogar, barr- och lövblandskogar med hög luftfuktighet. Barkkornlav är typisk art för </w:t>
+      </w:r>
+      <w:r>
+        <w:rPr>
+          <w:i/>
+        </w:rPr>
+        <w:t>9190 Näringsfattig ekskog</w:t>
+      </w:r>
+      <w:r>
+        <w:t xml:space="preserve"> (SLU Artdatabanken, 2025).</w:t>
+      </w:r>
+    </w:p>
+    <w:p>
+      <w:r>
+        <w:rPr>
+          <w:b/>
+        </w:rPr>
+        <w:t xml:space="preserve">Bollvitmossa </w:t>
+      </w:r>
+      <w:r>
+        <w:t xml:space="preserve">är en bra signalart inom hela sitt utbredningsområde. Vanligast är den i naturvårdsintressanta tallsumpskogar. Även gransumpskogar med bollvitmossa har normalt höga naturvärden. Arten indikerar skogsmark med stabila hydrologiska förhållanden och sannolikt även lång skoglig kontinuitet. Bollvitmossa är typisk art för </w:t>
+      </w:r>
+      <w:r>
+        <w:rPr>
+          <w:i/>
+        </w:rPr>
+        <w:t xml:space="preserve">9010 Taiga </w:t>
+      </w:r>
+      <w:r>
+        <w:t xml:space="preserve">och </w:t>
+      </w:r>
+      <w:r>
+        <w:rPr>
+          <w:i/>
+        </w:rPr>
+        <w:t xml:space="preserve">9740 Skogsbevuxen myr </w:t>
+      </w:r>
+      <w:r>
+        <w:t>(SLU Artdatabanken, 2025; Nitare &amp; Skogsstyrelsen, 2019).</w:t>
+      </w:r>
+    </w:p>
+    <w:p>
+      <w:r>
+        <w:rPr>
+          <w:b/>
+        </w:rPr>
+        <w:t>Bårdlav</w:t>
+      </w:r>
+      <w:r>
+        <w:t xml:space="preserve"> signalerar miljöer med höga naturvärden och på lokalerna finns vanligtvis många andra ovanliga och rödlistade arter. Den visar även på platser med hög och jämn luftfuktighet. På bårdlav och andra njurlavar (Nephroma) kan de sällsynta parasiterna </w:t>
+      </w:r>
+      <w:r>
+        <w:rPr>
+          <w:i/>
+        </w:rPr>
+        <w:t xml:space="preserve">Protounguicularia nephromatis </w:t>
+      </w:r>
+      <w:r>
+        <w:t xml:space="preserve">(VU) och </w:t>
+      </w:r>
+      <w:r>
+        <w:rPr>
+          <w:i/>
+        </w:rPr>
+        <w:t xml:space="preserve">Tremella nephromatis </w:t>
+      </w:r>
+      <w:r>
+        <w:t xml:space="preserve">(DD) påträffas. Bårdlav är typisk art för </w:t>
+      </w:r>
+      <w:r>
+        <w:rPr>
+          <w:i/>
+        </w:rPr>
+        <w:t xml:space="preserve">9010 Taiga, 9020 Nordlig ädellövskog, 9070 Trädklädd betesmark, 9110 Näringsfattig bokskog, 9160 Näringsrik ekskog, 9180 Ädellövskog i branter </w:t>
+      </w:r>
+      <w:r>
+        <w:t>och</w:t>
+      </w:r>
+      <w:r>
+        <w:rPr>
+          <w:i/>
+        </w:rPr>
+        <w:t xml:space="preserve"> 9190 Näringsfattig ekskog</w:t>
+      </w:r>
+      <w:r>
+        <w:t xml:space="preserve"> (SLU Artdatabanken, 2026; Nitare &amp; Skogsstyrelsen, 2019).</w:t>
+      </w:r>
+    </w:p>
+    <w:p>
+      <w:r>
+        <w:rPr>
+          <w:b/>
+        </w:rPr>
+        <w:t>Gulnål</w:t>
+      </w:r>
+      <w:r>
+        <w:t xml:space="preserve"> växer mest på murknande lövträdsved och barrträdsved och förekommer i skuggiga miljöer med hög luftfuktighet. I södra Sverige är den en relativt bra signal på biotoper med höga naturvärden och följs ofta av sällsynta arter. Gulnål är typisk art för </w:t>
+      </w:r>
+      <w:r>
+        <w:rPr>
+          <w:i/>
+        </w:rPr>
+        <w:t>9110 Näringsfattig bokskog</w:t>
+      </w:r>
+      <w:r>
+        <w:t xml:space="preserve"> och</w:t>
+      </w:r>
+      <w:r>
+        <w:rPr>
+          <w:i/>
+        </w:rPr>
+        <w:t xml:space="preserve"> 9130 Näringsrik bokskog </w:t>
+      </w:r>
+      <w:r>
+        <w:t>(Nitare &amp; Skogsstyrelsen, 2019; SLU Artdatabanken, 2025).</w:t>
+      </w:r>
+    </w:p>
+    <w:p>
+      <w:r>
+        <w:rPr>
+          <w:b/>
+        </w:rPr>
+        <w:t>Luddlav</w:t>
+      </w:r>
+      <w:r>
+        <w:t xml:space="preserve"> signalerar lång skoglig kontinuitet med ett stabilt lokal- och mikroklimat med hög och jämn fuktighet. Luddlav är typisk art för </w:t>
+      </w:r>
+      <w:r>
+        <w:rPr>
+          <w:i/>
+        </w:rPr>
+        <w:t>9010 Taiga,</w:t>
+      </w:r>
+      <w:r>
+        <w:t xml:space="preserve"> </w:t>
+      </w:r>
+      <w:r>
+        <w:rPr>
+          <w:i/>
+        </w:rPr>
+        <w:t xml:space="preserve">9020 Nordlig ädellövskog, 9070 Trädklädd betesmark, 9110 Näringsfattig bokskog, 9180 Ädellövskog i branter </w:t>
+      </w:r>
+      <w:r>
+        <w:t>och</w:t>
+      </w:r>
+      <w:r>
+        <w:rPr>
+          <w:i/>
+        </w:rPr>
+        <w:t xml:space="preserve"> 9190 Näringsfattig ekskog </w:t>
+      </w:r>
+      <w:r>
+        <w:t>(Nitare &amp; Skogsstyrelsen, 2019; SLU Artdatabanken, 2025).</w:t>
+      </w:r>
+    </w:p>
+    <w:p>
+      <w:r>
+        <w:rPr>
+          <w:b/>
+        </w:rPr>
+        <w:t>Nästlav</w:t>
+      </w:r>
+      <w:r>
+        <w:t xml:space="preserve"> indikerar söder om den naturliga norrlandsgränsen äldre barrskogsområden med höga naturvärden där andra ovanliga nordliga barrskogsarter kan påträffas. Nästlav är typisk art för </w:t>
+      </w:r>
+      <w:r>
+        <w:rPr>
+          <w:i/>
+        </w:rPr>
+        <w:t xml:space="preserve">9010 Taiga </w:t>
+      </w:r>
+      <w:r>
+        <w:t>(Nitare &amp; Skogsstyrelsen, 2019; SLU Artdatabanken, 2025).</w:t>
+      </w:r>
+    </w:p>
+    <w:p>
+      <w:r>
+        <w:rPr>
+          <w:b/>
+        </w:rPr>
+        <w:t xml:space="preserve">Vedticka </w:t>
+      </w:r>
+      <w:r>
+        <w:t xml:space="preserve">är en bra signalart söder om den naturliga norrlandsgränsen. Den är huvudsakligen knuten till äldre barrskogar där det föreligger långvarig kontinuitet av död barrved. Vedticka är typisk art för </w:t>
+      </w:r>
+      <w:r>
+        <w:rPr>
+          <w:i/>
+        </w:rPr>
+        <w:t xml:space="preserve">9010 Taiga </w:t>
+      </w:r>
+      <w:r>
+        <w:t>(Nitare &amp; Skogsstyrelsen, 2019; SLU Artdatabanken, 2025).</w:t>
+      </w:r>
+    </w:p>
+    <w:p>
+      <w:r>
+        <w:rPr>
+          <w:b/>
+        </w:rPr>
+        <w:t>Järpe (§4)</w:t>
+      </w:r>
+      <w:r>
+        <w:t xml:space="preserve">, som är upptagen i bilaga 1 och 2 EU:s fågeldirektiv, är mycket stationär inom sitt revir som är minst 25 hektar stort. Livsmiljöerna utgörs av tät barrskog med inblandning av lövträd och en väl utvecklad flerskiktad struktur med bärris och yngre eller undertryckta, täta granar i ett lägre skikt, ofta utmed bäckar och åar inne i den skyddande granskogen. Den överlever inte om dess livsmiljö kalavverkas och är även känslig för röjning, gallring och avverkning där unga granar och lövträd inte sparas i tillräcklig omfattning. Arten finns i sammanhängande grandominerad skog över hela Sverige men förekomsterna är betydligt glesare i Götaland än i övriga landet. Järpe är typisk art för </w:t>
+      </w:r>
+      <w:r>
+        <w:rPr>
+          <w:i/>
+        </w:rPr>
+        <w:t xml:space="preserve">9010 Taiga, 9080 Lövsumpskog </w:t>
+      </w:r>
+      <w:r>
+        <w:t xml:space="preserve">och </w:t>
+      </w:r>
+      <w:r>
+        <w:rPr>
+          <w:i/>
+        </w:rPr>
+        <w:t xml:space="preserve">9740 Skogsbevuxen myr </w:t>
+      </w:r>
+      <w:r>
+        <w:t>(SLU Artdatabanken, 2026).</w:t>
+      </w:r>
+    </w:p>
+    <w:p>
+      <w:r>
+        <w:rPr>
+          <w:b/>
+        </w:rPr>
         <w:t>Tjäder (§4)</w:t>
       </w:r>
       <w:r>
@@ -448,6 +972,35 @@
       </w:r>
       <w:r>
         <w:t>. Tjädern är en utpräglad skogsfågel knuten till större sammanhängande barrskogsområden. Tupparna och hönorna utnyttjar till viss del olika miljöer, och habitatvalet varierar dessutom mellan olika delar av året. För att det ska finnas livskraftiga tjäderbestånd krävs funktionella skogslandskap med en blandning av uppvuxen, gles och luckig skog, täta sumpskogar, myrar och andra små våtmarker. Arten försvinner när skogen fragmenteras och den sammanlagda arealen hyggen och andra öppna områden blir för stor. Ett småskaligt och försiktigt virkesuttag genom hyggesfria metoder kan i vissa fall vara möjligt i området inom 200 m från lekcentrum. Längre ut från lekcentrum, inom 200–500 m bör den avverkade ytan inte överskrida 1 hektar för att undvika alltför stora och snabba förändringar (Skogsstyrelsen, 2019; SLU Artdatabanken, 2024).</w:t>
+      </w:r>
+    </w:p>
+    <w:p>
+      <w:r>
+        <w:rPr>
+          <w:b/>
+        </w:rPr>
+        <w:t xml:space="preserve">Torta </w:t>
+      </w:r>
+      <w:r>
+        <w:t xml:space="preserve">är typisk art för </w:t>
+      </w:r>
+      <w:r>
+        <w:rPr>
+          <w:i/>
+        </w:rPr>
+        <w:t xml:space="preserve">9050 Näringsrik granskog </w:t>
+      </w:r>
+      <w:r>
+        <w:t xml:space="preserve">och </w:t>
+      </w:r>
+      <w:r>
+        <w:rPr>
+          <w:i/>
+        </w:rPr>
+        <w:t xml:space="preserve">9040 Fjällbjörkskog </w:t>
+      </w:r>
+      <w:r>
+        <w:t>(SLU Artdatabanken, 2025).</w:t>
       </w:r>
     </w:p>
     <w:p>
@@ -535,10 +1088,18 @@
         <w:rPr>
           <w:b/>
         </w:rPr>
-        <w:t xml:space="preserve">6.4.3 </w:t>
-      </w:r>
-      <w:r>
-        <w:t>Bevarandeåtgärder genomförs för de kända förekomster av rödlistade arter som påverkas av skogsbruk.</w:t>
+        <w:t xml:space="preserve">6.4.1 </w:t>
+      </w:r>
+      <w:r>
+        <w:t>Följande biotoper undantas från alla skogsbruksåtgärder, förutom åtgärder påkallade för att bevara eller främja biotopens naturliga eller hävdbetingade biologiska mångfald:</w:t>
+      </w:r>
+    </w:p>
+    <w:p>
+      <w:pPr>
+        <w:ind w:left="357"/>
+      </w:pPr>
+      <w:r>
+        <w:t>b) nyckelbiotoper enligt Skogsstyrelsens definition och metod (1995)</w:t>
       </w:r>
     </w:p>
     <w:p>
@@ -556,7 +1117,36 @@
         <w:rPr>
           <w:i/>
         </w:rPr>
-        <w:t>I det avverkningsanmälda skogsområdet har 8 naturvårdsarter varav 4 rödlistade arter sina livsmiljöer och växtplatser.</w:t>
+        <w:t>I det avverkningsanmälda skogsområdet har 20 rödlistade arter och signalarter påträffats. Detta ska jämföras med Skogsstyrelsens uppföljning 2017 av nyckelbiotoper som visade att man i genomsnitt hittar 20,6 olika rödlistade arter och signalarter i en nyckelbiotop (Wijk, S. 2017. Biologisk mångfald i nyckelbiotoper – Resultat från inventeringen “Uppföljning biologisk mångfald” 2009–2015. Rapport 4/2017 Skogsstyrelsen, Jönköping).</w:t>
+      </w:r>
+    </w:p>
+    <w:p>
+      <w:r>
+        <w:rPr>
+          <w:b/>
+        </w:rPr>
+        <w:t xml:space="preserve">6.4.3 </w:t>
+      </w:r>
+      <w:r>
+        <w:t>Bevarandeåtgärder genomförs för de kända förekomster av rödlistade arter som påverkas av skogsbruk.</w:t>
+      </w:r>
+    </w:p>
+    <w:p>
+      <w:pPr>
+        <w:pStyle w:val="ListBullet"/>
+      </w:pPr>
+      <w:r>
+        <w:rPr>
+          <w:b/>
+          <w:i/>
+        </w:rPr>
+        <w:t xml:space="preserve">Kommentar: </w:t>
+      </w:r>
+      <w:r>
+        <w:rPr>
+          <w:i/>
+        </w:rPr>
+        <w:t>I det avverkningsanmälda skogsområdet har 24 naturvårdsarter varav 13 rödlistade arter sina livsmiljöer och växtplatser.</w:t>
       </w:r>
     </w:p>
     <w:p>
@@ -763,49 +1353,90 @@
         <w:pStyle w:val="Heading1"/>
       </w:pPr>
       <w:r>
-        <w:t>Lavskrika – ekologi samt krav på livsmiljön</w:t>
+        <w:t>Knärot – ekologi samt krav på livsmiljön</w:t>
       </w:r>
     </w:p>
     <w:p>
       <w:r>
-        <w:t>Lavskrika är rödlistad som nära hotad (NT), fridlyst enligt 4 § artskyddsförordningen (2007:845) och ingår i förteckningen över prioriterade arter i Skogsstyrelsens föreskrifter och allmänna råd (SKSFS 2011:7) bilaga 4. Lavskrikan är en mycket stationär fågel, som häckar i äldre, slutna och hänglavsrika barrskogar. Nyckelfaktorer är flerskiktad skog med rik undervegetation samt riklig förekomst av hänglavar (SLU Artdatabanken, 2026).</w:t>
+        <w:t xml:space="preserve">Knärot är typisk art för </w:t>
+      </w:r>
+      <w:r>
+        <w:rPr>
+          <w:i/>
+        </w:rPr>
+        <w:t xml:space="preserve">9010 Taiga </w:t>
+      </w:r>
+      <w:r>
+        <w:t>och</w:t>
+      </w:r>
+      <w:r>
+        <w:rPr>
+          <w:i/>
+        </w:rPr>
+        <w:t xml:space="preserve"> 9050 Näringsrik granskog</w:t>
+      </w:r>
+      <w:r>
+        <w:t>, fridlyst enligt 8 och 15 §§ artskyddsförordningen och klassad som sårbar (VU) enligt rödlistan 2020. Knärot är beroende av hög och jämn luftfuktighet i gamla, ostörda skogsmiljöer och är känslig för snabba förändringar av ljus-/vindförhållanden eller uttorkning. På grund av ett alltför intensivt skogsbruk har den minskat med 40 (25–50) % under de senaste 60 åren och i framtiden bedöms minskningstakten uppgå till 30 (20–40) %. Till följd av att arten har en dokumenterat högre minskningstakt i förhållande till sin generationstid än vad som tidigare varit känt (data från Riksskogstaxeringen) höjdes den till hotkategori sårbar (VU) i rödlistan 2020 (SLU Artdatabanken, 2024).</w:t>
       </w:r>
     </w:p>
     <w:p>
       <w:r>
-        <w:t xml:space="preserve">I Skogsstyrelsens vägledning för hänsyn till fåglar står bland annat att: </w:t>
-      </w:r>
-      <w:r>
-        <w:rPr>
-          <w:i/>
-        </w:rPr>
-        <w:t>“Reviren är livslånga med hemområden som varierar mellan 50 och 150 ha. Hemområdena har inga fasta gränser utan det handlar mera om de yttre gränserna för familjegruppernas rörelser. Lavskrikan undviker att förflytta sig över stora öppna områden och hemområdesstorleken är därför större i områden fragmenterade av hyggen och yngre skog än i områden med i sammanhängande äldre skog. Det finns studier som antyder att det inom ett revir bör finnas maximalt 15 % öppna ytor och ungskog. Inom ett revir av hög kvalitet finns det som regel ett eller flera kärnområden (1–20 ha) med relativt tät flerskiktad granskog.”</w:t>
-      </w:r>
-      <w:r>
-        <w:t xml:space="preserve"> Vidare att: </w:t>
-      </w:r>
-      <w:r>
-        <w:rPr>
-          <w:i/>
-        </w:rPr>
-        <w:t>“Arten missgynnas när flerskiktad skog omförs till enskiktade bestånd. Även skogsskötsel med återkommande röjning och hård gallring är starkt negativt. Lavskrikan har relativt stora hemområden och försvinner när den äldre skogen fragmenteras, särskilt allvarligt är när kärnområdena avverkas.”</w:t>
-      </w:r>
-      <w:r>
-        <w:t xml:space="preserve"> (Skogsstyrelsen 2016).</w:t>
+        <w:t>En analys av 79 floraväktarlokaler åren 1990–2015 vilka återbesökts under 2020–2024 visade på en tydlig negativ påverkan på knärotsförekomster från större hyggen i närområdet (inom 150–200 m) vilket indikerar att kanteffekter har en stor påverkan på populationerna. Resultaten bekräftar knärotens känslighet för kanteffekter och visar vikten av att skydda större skogsbestånd för att bevara arten. Om det blir höga andelar (&gt;30%) hyggen inom 200 meter från en knärotsförekomst så ökar risken för att en knärotspopulation dör ut och det verkar det behövas någonstans mellan 100 och 150 meters skyddszon för att bevara arten på lång sikt (Sebestyén &amp; Sundberg, 2025). Detta stöds även av en studie (Johansson et al, 2026) baserad på data från Riksskogstaxeringen som visar att knäroten minskat med 66 % under perioden 1993–2022 samt att det finns en stark korrelation mellan minskande arealer kontinuitetsskog och lokal utdöenderisk. Knäroten uppvisade en mycket låg koloniseringsgrad (0,7 % över 10 år) i kombination med hög lokal utrotningsrisk (75,2 %), där utrotningssannolikheten ökade kraftigt när arealen kontinuitetsskog minskade mellan undersökningar, t.ex. på grund av kalhyggesbruk (Johansson et al., 2026).</w:t>
       </w:r>
     </w:p>
     <w:p>
       <w:r>
-        <w:t xml:space="preserve">Populationen har minskat med 20 (10–30) % under de senaste 15 åren och minskningstakten bedöms vara nära gränsvärdet för sårbar (VU). Arten försvinner successivt framför allt vid dess utbredningsgränser och populationen har minskat kontinuerligt under 2000-talet. Lavskrika är typisk art för </w:t>
+        <w:t xml:space="preserve">Samuel Johnsons doktorsavhandling </w:t>
       </w:r>
       <w:r>
         <w:rPr>
           <w:i/>
         </w:rPr>
-        <w:t>9010 Taiga</w:t>
-      </w:r>
-      <w:r>
-        <w:t xml:space="preserve"> (SLU Artdatabanken, 2026).</w:t>
+        <w:t>“Retention Forestry as a Conservation Measure for Boreal Forest Ground Vegetation”</w:t>
+      </w:r>
+      <w:r>
+        <w:t xml:space="preserve"> (SLU, Uppsala 2014) visar att det krävs väl tilltagna skyddszoner för att knärotens växtplatser inte ska ta skada av skogsbruksåtgärder i intilliggande områden: </w:t>
+      </w:r>
+      <w:r>
+        <w:rPr>
+          <w:i/>
+        </w:rPr>
+        <w:t xml:space="preserve">“Study III shows that retention patches smaller than 0.5 ha do not lifeboat the sensitive forest herb G. repens, a species that depend on stable microclimatic conditions typical for intact forest stands.” </w:t>
+      </w:r>
+      <w:r>
+        <w:t xml:space="preserve">Vidare </w:t>
+      </w:r>
+      <w:r>
+        <w:rPr>
+          <w:i/>
+        </w:rPr>
+        <w:t>“More sensitive forest species are not lifeboated in retention patches ranging from 0.05 to 0.5 ha (Papers II &amp; III).”</w:t>
+      </w:r>
+    </w:p>
+    <w:p>
+      <w:r>
+        <w:t xml:space="preserve">Johnsons (2014) rekommendation på minst 50 meters breda skyddszoner runt knärotens växtplatser motsvarar en areal på 0,78 hektar, vilket ligger i linje med andra studier som gjorts på känsliga skogsarter: </w:t>
+      </w:r>
+      <w:r>
+        <w:rPr>
+          <w:i/>
+        </w:rPr>
+        <w:t>“In study III I also show that translocated specimens of G. repens survives well in mature forests at least 50 m from the nearest edge to an open area. Moreover, measures of temperature and humidity show that such distances from an open area is far enough to offer a microclimate that is more stable compared to what present in retention patches of around 0.1 ha. This means that the very centre of a circular patch with radius 50 m (equals a size of 0.78 ha) should offer conditions similar to interior forest and would perhaps be a suitable habitat for G. repens and similar species. Previous studies from both North America and Sweden have also concluded that patches between 0.5 and one ha are sufficient for preserving interior forest vegetation as well as sensitive lichens and bryophytes (de Graaf &amp; Roberts 2009; Halpern et al. 2012; Rudolphi et al. 2014).”</w:t>
+      </w:r>
+    </w:p>
+    <w:p>
+      <w:r>
+        <w:t>Ytterligare en studie (Koelmeijer m.fl., 2022) inkluderar knärotens skyddsbehov. I uppsatsen berörs problemet med uttorkning för växter, bl.a. för knärot, ett problem som blivit accentuerat på grund av den pågående klimatförändringen och torra somrar, t.ex. den exceptionellt torra sommaren 2018. I uppsatsen undersöks områden med tre olika avstånd från kalhyggeskant med avseende på skydd bl.a. för knärot. Det första området har avstånd upp till 20 m från hyggeskant (Strong edge effect), det andra 20–40 m från hyggeskant (Weak edge effect) och det tredje avser större avstånd från hyggeskant, där kanteffekten anses vara försumbar (Interior). Ett resultat var att man fann stor eller mycket stor uttorkningseffekt på känsliga och rödlistade skogsarter vid de kortare avstånden till hyggeskant, medan effekt av uttorkning inte konstaterades på större avstånd (Interior). För orkidén knärot fann man en rik förekomst (upp till 0,06 dm2/m2) på stort avstånd från hyggeskant (Interior), medan förekomsten var liten eller närmast försumbar i de områden som klassificerades som Weak edge effect respektive Strong edge effect. Arbetet påpekar att de allt oftare förekommande torra somrarna ger ytterligare skäl att utöka skyddsavståndet från hyggen till den fuktkrävande arten knärot (Koelmeijer m.fl., 2022).</w:t>
+      </w:r>
+    </w:p>
+    <w:p>
+      <w:r>
+        <w:t>Även Skogsstyrelsens egen vägledning för hänsyn till knärot ligger i linje med ovanstående forskningsstudier. Av vägledningen framgår det att för med hög sannolikhet kunna bevara befintliga förekomster krävs relativt stora avsättningar av uppvuxen skog med slutet och relativt tätt kronskikt. Som riktlinje kan krävas ett avstånd på 50 meter in från brynet för att vidmakthålla ett fungerande mikroklimat. Detta innebär att fristående hänsynsytor för många arter (kärlväxter, lavar och mossor) kan behöva ha en area överstigande 0,8 hektar (cirkelyta med radien 50 meter = 0,78 hektar) för att bibehålla lokalklimatet. Även ganska små förändringar i form av förändrade ljus- och fuktighetsförhållanden, till exempel till följd av gallring, kan leda till att arten försvinner till följd av konkurrens med mera ljuskrävande och snabbväxande arter (Skogsstyrelsen, 2022).</w:t>
+      </w:r>
+    </w:p>
+    <w:p>
+      <w:r>
+        <w:t>Vid tillämpning av försiktighetsprincipen enligt 2 kap. 3 § miljöbalken bör sålunda 100–150 meters skyddszon lämnas runt knärotens växtplatser.</w:t>
       </w:r>
     </w:p>
     <w:p>
@@ -813,35 +1444,142 @@
         <w:pStyle w:val="Heading2"/>
       </w:pPr>
       <w:r>
-        <w:t>Referenser – lavskrika</w:t>
+        <w:t>Referenser – knärot</w:t>
       </w:r>
     </w:p>
     <w:p>
       <w:r>
-        <w:t xml:space="preserve">Skogsstyrelsen, 2016. </w:t>
+        <w:t xml:space="preserve">de Graaf M &amp; Roberts M.R., 2009. </w:t>
       </w:r>
       <w:r>
         <w:rPr>
           <w:i/>
         </w:rPr>
-        <w:t xml:space="preserve">Vägledning för hänsyn till fåglar – lavskrika. </w:t>
-      </w:r>
-      <w:r>
-        <w:t>https://www.skogsstyrelsen.se/globalassets/lag-och-tillsyn/artskydd/vagledningar-for-hansyn-till-faglar/lavskrika-vagledning-hansyn.pdf</w:t>
+        <w:t xml:space="preserve">Short-term response of the herbaceous layer within leave patches after harvest. </w:t>
+      </w:r>
+      <w:r>
+        <w:t>Forest Ecology and Management 257, 1014–1025.</w:t>
       </w:r>
     </w:p>
     <w:p>
       <w:r>
-        <w:t xml:space="preserve">SLU Artdatabanken, 2026. </w:t>
+        <w:t xml:space="preserve">Halpern, C. B., Halaj, J., Evans, S. A., &amp; Dovciak, M., 2012. </w:t>
       </w:r>
       <w:r>
         <w:rPr>
           <w:i/>
         </w:rPr>
+        <w:t xml:space="preserve">Level and pattern of overstory retention interact to shape long-term responses of understories to timber harvest. </w:t>
+      </w:r>
+      <w:r>
+        <w:t>Ecological Applications, 22, 2049–2064.</w:t>
+      </w:r>
+    </w:p>
+    <w:p>
+      <w:r>
+        <w:t>Johansson, V., Jansson, M. och Bergman, K-O</w:t>
+      </w:r>
+      <w:r>
+        <w:rPr>
+          <w:i/>
+        </w:rPr>
+        <w:t>.</w:t>
+      </w:r>
+      <w:r>
+        <w:t>, 2026.</w:t>
+      </w:r>
+      <w:r>
+        <w:rPr>
+          <w:i/>
+        </w:rPr>
+        <w:t xml:space="preserve"> A 30-year population decline of a threatened forest orchid associated with old growth forests</w:t>
+      </w:r>
+      <w:r>
+        <w:t>. Department of Physics, Chemistry and Biology (IFM), Linköping University.</w:t>
+      </w:r>
+    </w:p>
+    <w:p>
+      <w:r>
+        <w:t xml:space="preserve">Johnson, S., 2014. </w:t>
+      </w:r>
+      <w:r>
+        <w:rPr>
+          <w:i/>
+        </w:rPr>
+        <w:t>Retention Forestry as a Conservation Measure for Boreal Forest Ground Vegetation</w:t>
+      </w:r>
+      <w:r>
+        <w:t>. Doktorsavhandling, SLU, Uppsala.</w:t>
+      </w:r>
+    </w:p>
+    <w:p>
+      <w:r>
+        <w:t xml:space="preserve">Koelmeijer, I. A., Ehrlén, J., Jönsson, M., De Frenne, P., Berg, P., Andersson, J., Weibull, H. &amp; Hylander, N. 2022. </w:t>
+      </w:r>
+      <w:r>
+        <w:rPr>
+          <w:i/>
+        </w:rPr>
+        <w:t xml:space="preserve">Interactive effects of drought and edge exposure on old-growth forest understory species. </w:t>
+      </w:r>
+      <w:r>
+        <w:t>Landscape Ecology, 37, sid 1839–1853.</w:t>
+      </w:r>
+    </w:p>
+    <w:p>
+      <w:r>
+        <w:t xml:space="preserve">Rudolphi, J., Jönsson, M. T., &amp; Gustafsson, L., 2014. </w:t>
+      </w:r>
+      <w:r>
+        <w:rPr>
+          <w:i/>
+        </w:rPr>
+        <w:t xml:space="preserve">Biological legacies buffer local species extinction after logging. </w:t>
+      </w:r>
+      <w:r>
+        <w:t>Journal of Applied Ecology. 51, 53–62.</w:t>
+      </w:r>
+    </w:p>
+    <w:p>
+      <w:r>
+        <w:t xml:space="preserve">Sebestyén, L. och Sundberg, S. 2025.  </w:t>
+      </w:r>
+      <w:r>
+        <w:rPr>
+          <w:i/>
+        </w:rPr>
+        <w:t>Påverkan på knärotslokaler från hyggen i närheten.</w:t>
+      </w:r>
+      <w:r>
+        <w:t xml:space="preserve"> DAPHNE 36:1 2025. Botaniska Sällskapet i Stockholm.</w:t>
+      </w:r>
+    </w:p>
+    <w:p>
+      <w:r>
+        <w:t xml:space="preserve">Skogsstyrelsen, 2022. </w:t>
+      </w:r>
+      <w:r>
+        <w:rPr>
+          <w:i/>
+        </w:rPr>
+        <w:t xml:space="preserve">Vägledning för hänsyn till knärot. </w:t>
+      </w:r>
+      <w:r>
+        <w:t>https://www.skogsstyrelsen.se/lag-och-tillsyn/artskydd/vagledningar-och-kunskapsstod-artskydd/vagledning-for-hansyn-till-knarot/.</w:t>
+      </w:r>
+    </w:p>
+    <w:p>
+      <w:r>
+        <w:t xml:space="preserve">SLU Artdatabanken, 2024. </w:t>
+      </w:r>
+      <w:r>
+        <w:rPr>
+          <w:i/>
+        </w:rPr>
         <w:t xml:space="preserve">Artfaktablad. Naturvård – artfakta. </w:t>
       </w:r>
       <w:r>
-        <w:t>SLU Artdatabanken, Uppsala</w:t>
+        <w:t>SLU Artdatabanken, Uppsala.</w:t>
       </w:r>
     </w:p>
     <w:p>
@@ -849,59 +1587,46 @@
         <w:pStyle w:val="Heading1"/>
       </w:pPr>
       <w:r>
-        <w:t>Lunglav – ekologi samt krav på livsmiljön</w:t>
+        <w:t>Lavskrika – ekologi samt krav på livsmiljön</w:t>
       </w:r>
     </w:p>
     <w:p>
       <w:r>
-        <w:t xml:space="preserve">Lunglav (NT) är en av vårt lands främsta signalarter som överallt indikerar gamla lövträd, skogsbestånd med höga naturvärden och ekosystem med lång skoglig kontinuitet. Lokalt kan förekomsten vara mycket riklig men den hittas nästan enbart i gamla och ej slutavverkade skogar. Artens samtliga förekomster bör uppmärksammas från naturvårdssynpunkt, då många lokaler även hyser andra ovanliga och rödlistade arter, däribland de sällsynta lavparasiterna lunglavshårprick (CR), </w:t>
-      </w:r>
-      <w:r>
-        <w:rPr>
-          <w:i/>
-        </w:rPr>
-        <w:t>Abrothallus diederichii</w:t>
-      </w:r>
-      <w:r>
-        <w:t xml:space="preserve"> (VU), </w:t>
-      </w:r>
-      <w:r>
-        <w:rPr>
-          <w:i/>
-        </w:rPr>
-        <w:t>Abrothallus lobariae</w:t>
-      </w:r>
-      <w:r>
-        <w:t xml:space="preserve"> (VU), </w:t>
-      </w:r>
-      <w:r>
-        <w:rPr>
-          <w:i/>
-        </w:rPr>
-        <w:t>Calycina lobariae</w:t>
-      </w:r>
-      <w:r>
-        <w:t xml:space="preserve"> (VU), lunglavsknapp (VU) och skrovelmössing (VU), som växer på lunglav. Rikliga förekomster med lunglav bör skyddas med biotopskydd, frivilliga avsättningar eller reservat (SLU Artdatabanken, 2026; Nitare &amp; Skogsstyrelsen, 2019).</w:t>
+        <w:t>Lavskrika är rödlistad som nära hotad (NT), fridlyst enligt 4 § artskyddsförordningen (2007:845) och ingår i förteckningen över prioriterade arter i Skogsstyrelsens föreskrifter och allmänna råd (SKSFS 2011:7) bilaga 4. Lavskrikan är en mycket stationär fågel, som häckar i äldre, slutna och hänglavsrika barrskogar. Nyckelfaktorer är flerskiktad skog med rik undervegetation samt riklig förekomst av hänglavar (SLU Artdatabanken, 2026).</w:t>
       </w:r>
     </w:p>
     <w:p>
       <w:r>
-        <w:t xml:space="preserve">Lunglav är typisk art för </w:t>
+        <w:t xml:space="preserve">I Skogsstyrelsens vägledning för hänsyn till fåglar står bland annat att: </w:t>
       </w:r>
       <w:r>
         <w:rPr>
           <w:i/>
         </w:rPr>
-        <w:t>9010 Taiga, 9020 Nordlig ädellövskog, 9110 Näringsfattig bokskog, 9130 Näringsrik bokskog, 9160 Näringsrik ekskog, 9180 Ädellövskog i branter, 9190 Näringsfattig ekskog, 9070 Trädklädd betesmark, 9040 Fjällbjörkskog</w:t>
-      </w:r>
-      <w:r>
-        <w:t xml:space="preserve"> och</w:t>
+        <w:t>“Reviren är livslånga med hemområden som varierar mellan 50 och 150 ha. Hemområdena har inga fasta gränser utan det handlar mera om de yttre gränserna för familjegruppernas rörelser. Lavskrikan undviker att förflytta sig över stora öppna områden och hemområdesstorleken är därför större i områden fragmenterade av hyggen och yngre skog än i områden med i sammanhängande äldre skog. Det finns studier som antyder att det inom ett revir bör finnas maximalt 15 % öppna ytor och ungskog. Inom ett revir av hög kvalitet finns det som regel ett eller flera kärnområden (1–20 ha) med relativt tät flerskiktad granskog.”</w:t>
+      </w:r>
+      <w:r>
+        <w:t xml:space="preserve"> Vidare att: </w:t>
       </w:r>
       <w:r>
         <w:rPr>
           <w:i/>
         </w:rPr>
-        <w:t xml:space="preserve"> 6530 Lövängar</w:t>
+        <w:t>“Arten missgynnas när flerskiktad skog omförs till enskiktade bestånd. Även skogsskötsel med återkommande röjning och hård gallring är starkt negativt. Lavskrikan har relativt stora hemområden och försvinner när den äldre skogen fragmenteras, särskilt allvarligt är när kärnområdena avverkas.”</w:t>
+      </w:r>
+      <w:r>
+        <w:t xml:space="preserve"> (Skogsstyrelsen 2016).</w:t>
+      </w:r>
+    </w:p>
+    <w:p>
+      <w:r>
+        <w:t xml:space="preserve">Populationen har minskat med 20 (10–30) % under de senaste 15 åren och minskningstakten bedöms vara nära gränsvärdet för sårbar (VU). Arten försvinner successivt framför allt vid dess utbredningsgränser och populationen har minskat kontinuerligt under 2000-talet. Lavskrika är typisk art för </w:t>
+      </w:r>
+      <w:r>
+        <w:rPr>
+          <w:i/>
+        </w:rPr>
+        <w:t>9010 Taiga</w:t>
       </w:r>
       <w:r>
         <w:t xml:space="preserve"> (SLU Artdatabanken, 2026).</w:t>
@@ -912,21 +1637,21 @@
         <w:pStyle w:val="Heading2"/>
       </w:pPr>
       <w:r>
-        <w:t>Referenser – lunglav</w:t>
+        <w:t>Referenser – lavskrika</w:t>
       </w:r>
     </w:p>
     <w:p>
       <w:r>
-        <w:t xml:space="preserve">Nitare, J. och Skogsstyrelsen, 2019. </w:t>
+        <w:t xml:space="preserve">Skogsstyrelsen, 2016. </w:t>
       </w:r>
       <w:r>
         <w:rPr>
           <w:i/>
         </w:rPr>
-        <w:t xml:space="preserve">Skyddsvärd skog – Naturvårdsarter och andra kriterier för naturvärdesbedömning. </w:t>
-      </w:r>
-      <w:r>
-        <w:t>Skogsstyrelsen.</w:t>
+        <w:t xml:space="preserve">Vägledning för hänsyn till fåglar – lavskrika. </w:t>
+      </w:r>
+      <w:r>
+        <w:t>https://www.skogsstyrelsen.se/globalassets/lag-och-tillsyn/artskydd/vagledningar-for-hansyn-till-faglar/lavskrika-vagledning-hansyn.pdf</w:t>
       </w:r>
     </w:p>
     <w:p>
@@ -940,7 +1665,365 @@
         <w:t xml:space="preserve">Artfaktablad. Naturvård – artfakta. </w:t>
       </w:r>
       <w:r>
+        <w:t>SLU Artdatabanken, Uppsala</w:t>
+      </w:r>
+    </w:p>
+    <w:p>
+      <w:pPr>
+        <w:pStyle w:val="Heading1"/>
+      </w:pPr>
+      <w:r>
+        <w:t>Lunglav – ekologi samt krav på livsmiljön</w:t>
+      </w:r>
+    </w:p>
+    <w:p>
+      <w:r>
+        <w:t xml:space="preserve">Lunglav (NT) är en av vårt lands främsta signalarter som överallt indikerar gamla lövträd, skogsbestånd med höga naturvärden och ekosystem med lång skoglig kontinuitet. Lokalt kan förekomsten vara mycket riklig men den hittas nästan enbart i gamla och ej slutavverkade skogar. Artens samtliga förekomster bör uppmärksammas från naturvårdssynpunkt, då många lokaler även hyser andra ovanliga och rödlistade arter, däribland de sällsynta lavparasiterna lunglavshårprick (CR), </w:t>
+      </w:r>
+      <w:r>
+        <w:rPr>
+          <w:i/>
+        </w:rPr>
+        <w:t>Abrothallus diederichii</w:t>
+      </w:r>
+      <w:r>
+        <w:t xml:space="preserve"> (VU), </w:t>
+      </w:r>
+      <w:r>
+        <w:rPr>
+          <w:i/>
+        </w:rPr>
+        <w:t>Abrothallus lobariae</w:t>
+      </w:r>
+      <w:r>
+        <w:t xml:space="preserve"> (VU), </w:t>
+      </w:r>
+      <w:r>
+        <w:rPr>
+          <w:i/>
+        </w:rPr>
+        <w:t>Calycina lobariae</w:t>
+      </w:r>
+      <w:r>
+        <w:t xml:space="preserve"> (VU), lunglavsknapp (VU) och skrovelmössing (VU), som växer på lunglav. Rikliga förekomster med lunglav bör skyddas med biotopskydd, frivilliga avsättningar eller reservat (SLU Artdatabanken, 2026; Nitare &amp; Skogsstyrelsen, 2019).</w:t>
+      </w:r>
+    </w:p>
+    <w:p>
+      <w:r>
+        <w:t xml:space="preserve">Lunglav är typisk art för </w:t>
+      </w:r>
+      <w:r>
+        <w:rPr>
+          <w:i/>
+        </w:rPr>
+        <w:t>9010 Taiga, 9020 Nordlig ädellövskog, 9110 Näringsfattig bokskog, 9130 Näringsrik bokskog, 9160 Näringsrik ekskog, 9180 Ädellövskog i branter, 9190 Näringsfattig ekskog, 9070 Trädklädd betesmark, 9040 Fjällbjörkskog</w:t>
+      </w:r>
+      <w:r>
+        <w:t xml:space="preserve"> och</w:t>
+      </w:r>
+      <w:r>
+        <w:rPr>
+          <w:i/>
+        </w:rPr>
+        <w:t xml:space="preserve"> 6530 Lövängar</w:t>
+      </w:r>
+      <w:r>
+        <w:t xml:space="preserve"> (SLU Artdatabanken, 2026).</w:t>
+      </w:r>
+    </w:p>
+    <w:p>
+      <w:pPr>
+        <w:pStyle w:val="Heading2"/>
+      </w:pPr>
+      <w:r>
+        <w:t>Referenser – lunglav</w:t>
+      </w:r>
+    </w:p>
+    <w:p>
+      <w:r>
+        <w:t xml:space="preserve">Nitare, J. och Skogsstyrelsen, 2019. </w:t>
+      </w:r>
+      <w:r>
+        <w:rPr>
+          <w:i/>
+        </w:rPr>
+        <w:t xml:space="preserve">Skyddsvärd skog – Naturvårdsarter och andra kriterier för naturvärdesbedömning. </w:t>
+      </w:r>
+      <w:r>
+        <w:t>Skogsstyrelsen.</w:t>
+      </w:r>
+    </w:p>
+    <w:p>
+      <w:r>
+        <w:t xml:space="preserve">SLU Artdatabanken, 2026. </w:t>
+      </w:r>
+      <w:r>
+        <w:rPr>
+          <w:i/>
+        </w:rPr>
+        <w:t xml:space="preserve">Artfaktablad. Naturvård – artfakta. </w:t>
+      </w:r>
+      <w:r>
         <w:t>SLU Artdatabanken, Uppsala.</w:t>
+      </w:r>
+    </w:p>
+    <w:p>
+      <w:pPr>
+        <w:pStyle w:val="Heading1"/>
+      </w:pPr>
+      <w:r>
+        <w:t>Tretåig hackspett – ekologi samt krav på livsmiljön</w:t>
+      </w:r>
+    </w:p>
+    <w:p>
+      <w:r>
+        <w:t xml:space="preserve">Tretåig hackspett (NT) är fridlyst enligt §4 Artskyddsförordningen och finns med som prioriterad art i Skogsstyrelsen vägledning för skogsbruket (bilaga 4 till SVL). I vägledningen står bland annat att: </w:t>
+      </w:r>
+      <w:r>
+        <w:rPr>
+          <w:i/>
+        </w:rPr>
+        <w:t xml:space="preserve">“Tretåig hackspett har stora arealkrav och höga krav på sin livsmiljö. Omdaningen av naturskogar till kulturskogar medför en förlust av viktiga miljöer, något som förstärks av ökad fragmentering till följd av avverkningar.” </w:t>
+      </w:r>
+      <w:r>
+        <w:t xml:space="preserve">Vidare att: </w:t>
+      </w:r>
+      <w:r>
+        <w:rPr>
+          <w:i/>
+        </w:rPr>
+        <w:t>“Områden med dokumenterad permanent förekomst i naturskogsmiljöer har vanligen så stora naturvärden att skogsbruk är olämpligt”</w:t>
+      </w:r>
+      <w:r>
+        <w:t xml:space="preserve"> (SLU Artdatabanken, 2024; Skogsstyrelsen, 2016)</w:t>
+      </w:r>
+      <w:r>
+        <w:rPr>
+          <w:i/>
+        </w:rPr>
+        <w:t>.</w:t>
+      </w:r>
+    </w:p>
+    <w:p>
+      <w:r>
+        <w:t>Tretåig hackspett är beroende av större sammanhängande naturskogar med kontinuerlig tillgång och nybildning av död ved och fragmentering av livsmiljöerna utgör ett stort hot mot arten (se exempelvis Stachura-Skierczynska et al., 2009; Wesolowski et al., 2005; Butler et al., 2004; Pakkala et al., 2002; Amcoff et al., 1996; Virkkala, 1991). Det finns studier som visar att naturskogens självgallringsprocess som den tretåiga hackspetten är beroende av, inte kan ersättas med efterlämnad hänsyn i skogsbruket (Imbeau &amp; Desrochers, 2002).</w:t>
+      </w:r>
+    </w:p>
+    <w:p>
+      <w:r>
+        <w:t>Permanenta revir av tretåig hackspett karaktäriseras ofta av artens typiska ringformigt ordnade hackmärken på framför allt gamla granar. För att säkerställa att inte revir av tretåig hackspett drabbas av avverkningsplanerna bör en inventering göras i området både under häckningstid och under vintern, då arten utnyttjar betydligt större områden än under sommarens häckningsrevir. Storleken på häckningsreviret varierar med skogstypen, förekomsten av död ved och graden av fragmentering, men är i allmänhet i storleksordningen 25–100 hektar (SLU Artdatabanken, 2024; Skogsstyrelsen, 2016).</w:t>
+      </w:r>
+    </w:p>
+    <w:p>
+      <w:r>
+        <w:t xml:space="preserve">Förutom fridlysning enligt §4 Artskyddsförordningen är tretåig hackspett även förtecknad i EU:s fågeldirektiv bilaga 1. Den är typisk art för </w:t>
+      </w:r>
+      <w:r>
+        <w:rPr>
+          <w:i/>
+        </w:rPr>
+        <w:t xml:space="preserve">9010 Taiga, 9740 Skogsbevuxen myr, 9030 Landhöjningsskog </w:t>
+      </w:r>
+      <w:r>
+        <w:t xml:space="preserve">och </w:t>
+      </w:r>
+      <w:r>
+        <w:rPr>
+          <w:i/>
+        </w:rPr>
+        <w:t>9040 Fjällbjörkskog</w:t>
+      </w:r>
+      <w:r>
+        <w:t xml:space="preserve"> samt ingår i Natura 2000 och är förtecknad i Bernkonventionen bilaga II (strikt skyddade djurarter) (SLU Artdatabanken, 2024; Skogsstyrelsen, 2016).</w:t>
+      </w:r>
+    </w:p>
+    <w:p>
+      <w:pPr>
+        <w:pStyle w:val="Heading2"/>
+      </w:pPr>
+      <w:r>
+        <w:t>Referenser – tretåig hackspett</w:t>
+      </w:r>
+    </w:p>
+    <w:p>
+      <w:r>
+        <w:t xml:space="preserve">Amcoff, M. &amp; Eriksson, P. 1996. </w:t>
+      </w:r>
+      <w:r>
+        <w:rPr>
+          <w:i/>
+        </w:rPr>
+        <w:t xml:space="preserve">Förekomst av tretåig hackspett Picoides tridactylus på bestånds- och landskapsnivå. </w:t>
+      </w:r>
+      <w:r>
+        <w:t>Ornis Svecica 6: 107–119.</w:t>
+      </w:r>
+    </w:p>
+    <w:p>
+      <w:r>
+        <w:t xml:space="preserve">Butler, R., Angelstam, P., Ekelund, P. &amp; Schlaeffer, R. 2004. </w:t>
+      </w:r>
+      <w:r>
+        <w:rPr>
+          <w:i/>
+        </w:rPr>
+        <w:t xml:space="preserve">Dead wood threshold values for the three-toed woodpecker presence in boreal and sub-Alpine forest. </w:t>
+      </w:r>
+      <w:r>
+        <w:t>Biological conservation 119(3): 305–318.</w:t>
+      </w:r>
+    </w:p>
+    <w:p>
+      <w:r>
+        <w:t xml:space="preserve">Imbeau, L. &amp; Desrochers, A. 2002. </w:t>
+      </w:r>
+      <w:r>
+        <w:rPr>
+          <w:i/>
+        </w:rPr>
+        <w:t xml:space="preserve">Foraging Ecology and Use of Drumming Trees by Three-Toed Woodpeckers. </w:t>
+      </w:r>
+      <w:r>
+        <w:t>The Journal of Wildlife Management. Vol. 66, No. 1 (Jan., 2002), pp. 222–231.</w:t>
+      </w:r>
+    </w:p>
+    <w:p>
+      <w:r>
+        <w:t xml:space="preserve">Pakkala, T., Hanski, I. &amp; Tomppo, E. 2002. </w:t>
+      </w:r>
+      <w:r>
+        <w:rPr>
+          <w:i/>
+        </w:rPr>
+        <w:t xml:space="preserve">Spatial ecology of the three-toed woodpecker in managed forest landscapes. </w:t>
+      </w:r>
+      <w:r>
+        <w:t>Silva Fennica 36(1): 279–288.</w:t>
+      </w:r>
+    </w:p>
+    <w:p>
+      <w:r>
+        <w:t xml:space="preserve">Skogsstyrelsen, 2016. </w:t>
+      </w:r>
+      <w:r>
+        <w:rPr>
+          <w:i/>
+        </w:rPr>
+        <w:t>Vägledning för hänsyn till fåglar – Tretåig hackspett.</w:t>
+      </w:r>
+    </w:p>
+    <w:p>
+      <w:r>
+        <w:t xml:space="preserve">SLU Artdatabanken, 2024. </w:t>
+      </w:r>
+      <w:r>
+        <w:rPr>
+          <w:i/>
+        </w:rPr>
+        <w:t xml:space="preserve">Artfaktablad. Naturvård – artfakta. </w:t>
+      </w:r>
+      <w:r>
+        <w:t>SLU Artdatabanken, Uppsala.</w:t>
+      </w:r>
+    </w:p>
+    <w:p>
+      <w:r>
+        <w:t xml:space="preserve">Stachura-Skierczynska, K., Tumiel, T. &amp; Skierczynski, M. 2009. </w:t>
+      </w:r>
+      <w:r>
+        <w:rPr>
+          <w:i/>
+        </w:rPr>
+        <w:t xml:space="preserve">Habitat prediction model for three-toed woodpecker and its implications for the conservation of biologically valuable forests. </w:t>
+      </w:r>
+      <w:r>
+        <w:t>Forest Ecology and Management 258(5): 697–703.</w:t>
+      </w:r>
+    </w:p>
+    <w:p>
+      <w:r>
+        <w:t xml:space="preserve">Virkkala, R. 1991. </w:t>
+      </w:r>
+      <w:r>
+        <w:rPr>
+          <w:i/>
+        </w:rPr>
+        <w:t xml:space="preserve">Population trends of forest birds in a Finnish Lapland landscape of large habitat blocks – Consequences of stochastic environmental variation or regional habitat alteration. </w:t>
+      </w:r>
+      <w:r>
+        <w:t>Biological conservation 56(2): 223–240.</w:t>
+      </w:r>
+    </w:p>
+    <w:p>
+      <w:r>
+        <w:t xml:space="preserve">Wesolowski, T., Czeszczewik, D. &amp; Rowinski, P. 2005. </w:t>
+      </w:r>
+      <w:r>
+        <w:rPr>
+          <w:i/>
+        </w:rPr>
+        <w:t xml:space="preserve">Effects of forest management on Three-toed Woodpecker Picoides tridactylus distribution in the Bialowieza Forest (NE Poland): conservation implications. </w:t>
+      </w:r>
+      <w:r>
+        <w:t>Acta Ornithologica 40(1): 53–60.</w:t>
+      </w:r>
+    </w:p>
+    <w:p>
+      <w:pPr>
+        <w:pStyle w:val="Heading1"/>
+      </w:pPr>
+      <w:r>
+        <w:t>Järpe – ekologi samt krav på livsmiljön</w:t>
+      </w:r>
+    </w:p>
+    <w:p>
+      <w:r>
+        <w:t>Järpe är fridlyst enligt 4§ artskyddsförordningen och upptagen i bilaga 1 och 2 EU:s fågeldirektiv. Den finns i sammanhängande grandominerad skog över hela Sverige men förekomsterna är betydligt glesare i Götaland än i övriga landet. Järpen har sina livsmiljöer i tät barrskog med inblandning av lövträd och en väl utvecklad flerskiktad struktur med bärris och yngre eller undertryckta, täta granar i ett lägre skikt, ofta utmed bäckar och åar inne i den skyddande granskogen (SLU Artdatabanken, 2026).</w:t>
+      </w:r>
+    </w:p>
+    <w:p>
+      <w:r>
+        <w:t xml:space="preserve">Arten behöver lämpliga skogsbestånd om sammanlagt minst 25 hektar. Den är mycket stationär inom sitt revir och när ett par etablerat sig stannar de så länge miljön är intakt. Den undviker öppen mark och förﬂyttar sig sällan över större öppna myrar eller åkermark, och är därför känslig för fragmentering. Järpen överlever inte om dess livsmiljö kalavverkas och är även känslig för röjning, gallring och avverkning där unga granar och lövträd inte sparas i tillräcklig omfattning.  Järpe är typisk art för </w:t>
+      </w:r>
+      <w:r>
+        <w:rPr>
+          <w:i/>
+        </w:rPr>
+        <w:t>9010 Taiga, 9740 Skogsbevuxen myr</w:t>
+      </w:r>
+      <w:r>
+        <w:t xml:space="preserve"> och </w:t>
+      </w:r>
+      <w:r>
+        <w:rPr>
+          <w:i/>
+        </w:rPr>
+        <w:t>9080 Lövsumpskog</w:t>
+      </w:r>
+      <w:r>
+        <w:t xml:space="preserve"> (SLU Artdatabanken, 2026).</w:t>
+      </w:r>
+    </w:p>
+    <w:p>
+      <w:pPr>
+        <w:pStyle w:val="Heading2"/>
+      </w:pPr>
+      <w:r>
+        <w:t>Referenser – järpe</w:t>
+      </w:r>
+    </w:p>
+    <w:p>
+      <w:r>
+        <w:t xml:space="preserve">SLU Artdatabanken, 2026. </w:t>
+      </w:r>
+      <w:r>
+        <w:rPr>
+          <w:i/>
+        </w:rPr>
+        <w:t xml:space="preserve">Artfaktablad. Naturvård – artfakta. </w:t>
+      </w:r>
+      <w:r>
+        <w:t>SLU Artdatabanken, Uppsala</w:t>
       </w:r>
     </w:p>
     <w:p>
@@ -1140,7 +2223,7 @@
     <w:r>
       <w:tab/>
       <w:tab/>
-      <w:t>2026-10-04</w:t>
+      <w:t>2026-10-05</w:t>
       <w:br/>
       <w:br/>
     </w:r>

--- a/klagomål/A 37165-2026 FSC-klagomål.docx
+++ b/klagomål/A 37165-2026 FSC-klagomål.docx
@@ -2223,7 +2223,7 @@
     <w:r>
       <w:tab/>
       <w:tab/>
-      <w:t>2026-10-05</w:t>
+      <w:t>2026-10-06</w:t>
       <w:br/>
       <w:br/>
     </w:r>

--- a/klagomål/A 37165-2026 FSC-klagomål.docx
+++ b/klagomål/A 37165-2026 FSC-klagomål.docx
@@ -2223,7 +2223,7 @@
     <w:r>
       <w:tab/>
       <w:tab/>
-      <w:t>2026-10-06</w:t>
+      <w:t>2026-10-07</w:t>
       <w:br/>
       <w:br/>
     </w:r>

--- a/klagomål/A 37165-2026 FSC-klagomål.docx
+++ b/klagomål/A 37165-2026 FSC-klagomål.docx
@@ -2223,7 +2223,7 @@
     <w:r>
       <w:tab/>
       <w:tab/>
-      <w:t>2026-10-07</w:t>
+      <w:t>2026-10-08</w:t>
       <w:br/>
       <w:br/>
     </w:r>

--- a/klagomål/A 37165-2026 FSC-klagomål.docx
+++ b/klagomål/A 37165-2026 FSC-klagomål.docx
@@ -2223,7 +2223,7 @@
     <w:r>
       <w:tab/>
       <w:tab/>
-      <w:t>2026-10-08</w:t>
+      <w:t>2026-10-09</w:t>
       <w:br/>
       <w:br/>
     </w:r>

--- a/klagomål/A 37165-2026 FSC-klagomål.docx
+++ b/klagomål/A 37165-2026 FSC-klagomål.docx
@@ -2223,7 +2223,7 @@
     <w:r>
       <w:tab/>
       <w:tab/>
-      <w:t>2026-10-09</w:t>
+      <w:t>2026-10-10</w:t>
       <w:br/>
       <w:br/>
     </w:r>

--- a/klagomål/A 37165-2026 FSC-klagomål.docx
+++ b/klagomål/A 37165-2026 FSC-klagomål.docx
@@ -2223,7 +2223,7 @@
     <w:r>
       <w:tab/>
       <w:tab/>
-      <w:t>2026-10-10</w:t>
+      <w:t>2026-10-11</w:t>
       <w:br/>
       <w:br/>
     </w:r>

--- a/klagomål/A 37165-2026 FSC-klagomål.docx
+++ b/klagomål/A 37165-2026 FSC-klagomål.docx
@@ -2223,7 +2223,7 @@
     <w:r>
       <w:tab/>
       <w:tab/>
-      <w:t>2026-10-11</w:t>
+      <w:t>2026-10-12</w:t>
       <w:br/>
       <w:br/>
     </w:r>

--- a/klagomål/A 37165-2026 FSC-klagomål.docx
+++ b/klagomål/A 37165-2026 FSC-klagomål.docx
@@ -2223,7 +2223,7 @@
     <w:r>
       <w:tab/>
       <w:tab/>
-      <w:t>2026-10-12</w:t>
+      <w:t>2026-10-13</w:t>
       <w:br/>
       <w:br/>
     </w:r>

--- a/klagomål/A 37165-2026 FSC-klagomål.docx
+++ b/klagomål/A 37165-2026 FSC-klagomål.docx
@@ -2223,7 +2223,7 @@
     <w:r>
       <w:tab/>
       <w:tab/>
-      <w:t>2026-10-13</w:t>
+      <w:t>2026-10-14</w:t>
       <w:br/>
       <w:br/>
     </w:r>

--- a/klagomål/A 37165-2026 FSC-klagomål.docx
+++ b/klagomål/A 37165-2026 FSC-klagomål.docx
@@ -2223,7 +2223,7 @@
     <w:r>
       <w:tab/>
       <w:tab/>
-      <w:t>2026-10-14</w:t>
+      <w:t>2026-10-15</w:t>
       <w:br/>
       <w:br/>
     </w:r>

--- a/klagomål/A 37165-2026 FSC-klagomål.docx
+++ b/klagomål/A 37165-2026 FSC-klagomål.docx
@@ -2223,7 +2223,7 @@
     <w:r>
       <w:tab/>
       <w:tab/>
-      <w:t>2026-10-15</w:t>
+      <w:t>2026-10-16</w:t>
       <w:br/>
       <w:br/>
     </w:r>

--- a/klagomål/A 37165-2026 FSC-klagomål.docx
+++ b/klagomål/A 37165-2026 FSC-klagomål.docx
@@ -2223,7 +2223,7 @@
     <w:r>
       <w:tab/>
       <w:tab/>
-      <w:t>2026-10-16</w:t>
+      <w:t>2026-10-17</w:t>
       <w:br/>
       <w:br/>
     </w:r>

--- a/klagomål/A 37165-2026 FSC-klagomål.docx
+++ b/klagomål/A 37165-2026 FSC-klagomål.docx
@@ -2223,7 +2223,7 @@
     <w:r>
       <w:tab/>
       <w:tab/>
-      <w:t>2026-10-17</w:t>
+      <w:t>2026-10-18</w:t>
       <w:br/>
       <w:br/>
     </w:r>

--- a/klagomål/A 37165-2026 FSC-klagomål.docx
+++ b/klagomål/A 37165-2026 FSC-klagomål.docx
@@ -2223,7 +2223,7 @@
     <w:r>
       <w:tab/>
       <w:tab/>
-      <w:t>2026-10-18</w:t>
+      <w:t>2026-10-19</w:t>
       <w:br/>
       <w:br/>
     </w:r>

--- a/klagomål/A 37165-2026 FSC-klagomål.docx
+++ b/klagomål/A 37165-2026 FSC-klagomål.docx
@@ -2223,7 +2223,7 @@
     <w:r>
       <w:tab/>
       <w:tab/>
-      <w:t>2026-10-19</w:t>
+      <w:t>2026-10-20</w:t>
       <w:br/>
       <w:br/>
     </w:r>

--- a/klagomål/A 37165-2026 FSC-klagomål.docx
+++ b/klagomål/A 37165-2026 FSC-klagomål.docx
@@ -2223,7 +2223,7 @@
     <w:r>
       <w:tab/>
       <w:tab/>
-      <w:t>2026-10-20</w:t>
+      <w:t>2026-10-21</w:t>
       <w:br/>
       <w:br/>
     </w:r>

--- a/klagomål/A 37165-2026 FSC-klagomål.docx
+++ b/klagomål/A 37165-2026 FSC-klagomål.docx
@@ -2223,7 +2223,7 @@
     <w:r>
       <w:tab/>
       <w:tab/>
-      <w:t>2026-10-21</w:t>
+      <w:t>2026-10-22</w:t>
       <w:br/>
       <w:br/>
     </w:r>

--- a/klagomål/A 37165-2026 FSC-klagomål.docx
+++ b/klagomål/A 37165-2026 FSC-klagomål.docx
@@ -2223,7 +2223,7 @@
     <w:r>
       <w:tab/>
       <w:tab/>
-      <w:t>2026-10-22</w:t>
+      <w:t>2026-10-23</w:t>
       <w:br/>
       <w:br/>
     </w:r>

--- a/klagomål/A 37165-2026 FSC-klagomål.docx
+++ b/klagomål/A 37165-2026 FSC-klagomål.docx
@@ -2223,7 +2223,7 @@
     <w:r>
       <w:tab/>
       <w:tab/>
-      <w:t>2026-10-23</w:t>
+      <w:t>2026-10-24</w:t>
       <w:br/>
       <w:br/>
     </w:r>

--- a/klagomål/A 37165-2026 FSC-klagomål.docx
+++ b/klagomål/A 37165-2026 FSC-klagomål.docx
@@ -2223,7 +2223,7 @@
     <w:r>
       <w:tab/>
       <w:tab/>
-      <w:t>2026-10-24</w:t>
+      <w:t>2026-10-25</w:t>
       <w:br/>
       <w:br/>
     </w:r>

--- a/klagomål/A 37165-2026 FSC-klagomål.docx
+++ b/klagomål/A 37165-2026 FSC-klagomål.docx
@@ -2223,7 +2223,7 @@
     <w:r>
       <w:tab/>
       <w:tab/>
-      <w:t>2026-10-25</w:t>
+      <w:t>2026-10-26</w:t>
       <w:br/>
       <w:br/>
     </w:r>

--- a/klagomål/A 37165-2026 FSC-klagomål.docx
+++ b/klagomål/A 37165-2026 FSC-klagomål.docx
@@ -2223,7 +2223,7 @@
     <w:r>
       <w:tab/>
       <w:tab/>
-      <w:t>2026-10-26</w:t>
+      <w:t>2026-10-27</w:t>
       <w:br/>
       <w:br/>
     </w:r>

--- a/klagomål/A 37165-2026 FSC-klagomål.docx
+++ b/klagomål/A 37165-2026 FSC-klagomål.docx
@@ -2223,7 +2223,7 @@
     <w:r>
       <w:tab/>
       <w:tab/>
-      <w:t>2026-10-27</w:t>
+      <w:t>2026-10-28</w:t>
       <w:br/>
       <w:br/>
     </w:r>

--- a/klagomål/A 37165-2026 FSC-klagomål.docx
+++ b/klagomål/A 37165-2026 FSC-klagomål.docx
@@ -2223,7 +2223,7 @@
     <w:r>
       <w:tab/>
       <w:tab/>
-      <w:t>2026-10-28</w:t>
+      <w:t>2026-10-29</w:t>
       <w:br/>
       <w:br/>
     </w:r>

--- a/klagomål/A 37165-2026 FSC-klagomål.docx
+++ b/klagomål/A 37165-2026 FSC-klagomål.docx
@@ -2223,7 +2223,7 @@
     <w:r>
       <w:tab/>
       <w:tab/>
-      <w:t>2026-10-29</w:t>
+      <w:t>2026-10-31</w:t>
       <w:br/>
       <w:br/>
     </w:r>
